--- a/Marketing_Analytics_DS_Assignment.docx
+++ b/Marketing_Analytics_DS_Assignment.docx
@@ -319,7 +319,7 @@
           <w:lang w:val="en-IN" w:eastAsia="en-IN"/>
         </w:rPr>
         <w:drawing>
-          <wp:inline distT="0" distB="0" distL="0" distR="0">
+          <wp:inline distT="0" distB="0" distL="0" distR="0" wp14:anchorId="56A45435" wp14:editId="793F5F6D">
             <wp:extent cx="6309360" cy="3315970"/>
             <wp:effectExtent l="0" t="0" r="0" b="0"/>
             <wp:docPr id="8" name="Picture 8"/>
@@ -360,8 +360,6 @@
           </wp:inline>
         </w:drawing>
       </w:r>
-      <w:bookmarkStart w:id="0" w:name="_GoBack"/>
-      <w:bookmarkEnd w:id="0"/>
     </w:p>
     <w:p>
       <w:pPr>
@@ -371,13 +369,518 @@
           <w:numId w:val="0"/>
         </w:numPr>
         <w:ind w:left="360"/>
+        <w:rPr>
+          <w:lang w:val="en-IN"/>
+        </w:rPr>
+      </w:pPr>
+      <w:r>
+        <w:rPr>
+          <w:lang w:val="en-IN"/>
+        </w:rPr>
+        <w:t xml:space="preserve">The logic identifies customers who are </w:t>
+      </w:r>
+      <w:r>
+        <w:rPr>
+          <w:b/>
+          <w:bCs/>
+          <w:lang w:val="en-IN"/>
+        </w:rPr>
+        <w:t>growing in revenue but becoming less profitable</w:t>
+      </w:r>
+      <w:r>
+        <w:rPr>
+          <w:lang w:val="en-IN"/>
+        </w:rPr>
+        <w:t>.</w:t>
+      </w:r>
+    </w:p>
+    <w:p>
+      <w:pPr>
+        <w:pStyle w:val="ListBullet"/>
+        <w:numPr>
+          <w:ilvl w:val="0"/>
+          <w:numId w:val="0"/>
+        </w:numPr>
+        <w:ind w:left="360"/>
+        <w:rPr>
+          <w:lang w:val="en-IN"/>
+        </w:rPr>
+      </w:pPr>
+      <w:r>
+        <w:rPr>
+          <w:lang w:val="en-IN"/>
+        </w:rPr>
+        <w:t>In simple terms:</w:t>
+      </w:r>
+    </w:p>
+    <w:p>
+      <w:pPr>
+        <w:pStyle w:val="ListBullet"/>
+        <w:numPr>
+          <w:ilvl w:val="0"/>
+          <w:numId w:val="45"/>
+        </w:numPr>
+        <w:rPr>
+          <w:lang w:val="en-IN"/>
+        </w:rPr>
+      </w:pPr>
+      <w:r>
+        <w:rPr>
+          <w:lang w:val="en-IN"/>
+        </w:rPr>
+        <w:t xml:space="preserve">Look at the customer's </w:t>
+      </w:r>
+      <w:r>
+        <w:rPr>
+          <w:b/>
+          <w:bCs/>
+          <w:lang w:val="en-IN"/>
+        </w:rPr>
+        <w:t>recent 3-month revenue direction</w:t>
+      </w:r>
+      <w:r>
+        <w:rPr>
+          <w:lang w:val="en-IN"/>
+        </w:rPr>
+        <w:t>.</w:t>
+      </w:r>
+    </w:p>
+    <w:p>
+      <w:pPr>
+        <w:pStyle w:val="ListBullet"/>
+        <w:numPr>
+          <w:ilvl w:val="1"/>
+          <w:numId w:val="45"/>
+        </w:numPr>
+        <w:rPr>
+          <w:lang w:val="en-IN"/>
+        </w:rPr>
+      </w:pPr>
+      <w:r>
+        <w:rPr>
+          <w:lang w:val="en-IN"/>
+        </w:rPr>
+        <w:t xml:space="preserve">Keep the customer if revenue is </w:t>
+      </w:r>
+      <w:proofErr w:type="gramStart"/>
+      <w:r>
+        <w:rPr>
+          <w:b/>
+          <w:bCs/>
+          <w:lang w:val="en-IN"/>
+        </w:rPr>
+        <w:t>Growing</w:t>
+      </w:r>
+      <w:proofErr w:type="gramEnd"/>
+      <w:r>
+        <w:rPr>
+          <w:lang w:val="en-IN"/>
+        </w:rPr>
+        <w:t>.</w:t>
+      </w:r>
+    </w:p>
+    <w:p>
+      <w:pPr>
+        <w:pStyle w:val="ListBullet"/>
+        <w:numPr>
+          <w:ilvl w:val="0"/>
+          <w:numId w:val="45"/>
+        </w:numPr>
+        <w:rPr>
+          <w:lang w:val="en-IN"/>
+        </w:rPr>
+      </w:pPr>
+      <w:r>
+        <w:rPr>
+          <w:lang w:val="en-IN"/>
+        </w:rPr>
+        <w:t xml:space="preserve">Look at the customer's </w:t>
+      </w:r>
+      <w:r>
+        <w:rPr>
+          <w:b/>
+          <w:bCs/>
+          <w:lang w:val="en-IN"/>
+        </w:rPr>
+        <w:t>recent 3-month net margin direction</w:t>
+      </w:r>
+      <w:r>
+        <w:rPr>
+          <w:lang w:val="en-IN"/>
+        </w:rPr>
+        <w:t>.</w:t>
+      </w:r>
+    </w:p>
+    <w:p>
+      <w:pPr>
+        <w:pStyle w:val="ListBullet"/>
+        <w:numPr>
+          <w:ilvl w:val="1"/>
+          <w:numId w:val="45"/>
+        </w:numPr>
+        <w:rPr>
+          <w:lang w:val="en-IN"/>
+        </w:rPr>
+      </w:pPr>
+      <w:r>
+        <w:rPr>
+          <w:lang w:val="en-IN"/>
+        </w:rPr>
+        <w:t xml:space="preserve">Keep the customer if net margin is </w:t>
+      </w:r>
+      <w:proofErr w:type="gramStart"/>
+      <w:r>
+        <w:rPr>
+          <w:b/>
+          <w:bCs/>
+          <w:lang w:val="en-IN"/>
+        </w:rPr>
+        <w:t>Declining</w:t>
+      </w:r>
+      <w:proofErr w:type="gramEnd"/>
+      <w:r>
+        <w:rPr>
+          <w:lang w:val="en-IN"/>
+        </w:rPr>
+        <w:t>.</w:t>
+      </w:r>
+    </w:p>
+    <w:p>
+      <w:pPr>
+        <w:pStyle w:val="ListBullet"/>
+        <w:numPr>
+          <w:ilvl w:val="0"/>
+          <w:numId w:val="45"/>
+        </w:numPr>
+        <w:rPr>
+          <w:lang w:val="en-IN"/>
+        </w:rPr>
+      </w:pPr>
+      <w:r>
+        <w:rPr>
+          <w:lang w:val="en-IN"/>
+        </w:rPr>
+        <w:t>Return the relevant customer-level trajectory information for those customers.</w:t>
+      </w:r>
+    </w:p>
+    <w:p>
+      <w:pPr>
+        <w:pStyle w:val="ListBullet"/>
+        <w:numPr>
+          <w:ilvl w:val="0"/>
+          <w:numId w:val="0"/>
+        </w:numPr>
+        <w:ind w:left="360"/>
+        <w:rPr>
+          <w:lang w:val="en-IN"/>
+        </w:rPr>
+      </w:pPr>
+      <w:r>
+        <w:rPr>
+          <w:lang w:val="en-IN"/>
+        </w:rPr>
+        <w:lastRenderedPageBreak/>
+        <w:t>So the key condition is:</w:t>
+      </w:r>
+    </w:p>
+    <w:p>
+      <w:pPr>
+        <w:pStyle w:val="ListBullet"/>
+        <w:numPr>
+          <w:ilvl w:val="0"/>
+          <w:numId w:val="0"/>
+        </w:numPr>
+        <w:ind w:left="360"/>
+        <w:rPr>
+          <w:lang w:val="en-IN"/>
+        </w:rPr>
+      </w:pPr>
+      <w:r>
+        <w:rPr>
+          <w:b/>
+          <w:bCs/>
+          <w:lang w:val="en-IN"/>
+        </w:rPr>
+        <w:t>Recent Revenue = Growing</w:t>
+      </w:r>
+      <w:r>
+        <w:rPr>
+          <w:lang w:val="en-IN"/>
+        </w:rPr>
+        <w:t xml:space="preserve"> AND </w:t>
+      </w:r>
+      <w:r>
+        <w:rPr>
+          <w:b/>
+          <w:bCs/>
+          <w:lang w:val="en-IN"/>
+        </w:rPr>
+        <w:t>Recent Net Margin = Declining</w:t>
+      </w:r>
+    </w:p>
+    <w:p>
+      <w:pPr>
+        <w:pStyle w:val="ListBullet"/>
+        <w:numPr>
+          <w:ilvl w:val="0"/>
+          <w:numId w:val="0"/>
+        </w:numPr>
+        <w:ind w:left="360"/>
+        <w:rPr>
+          <w:lang w:val="en-IN"/>
+        </w:rPr>
+      </w:pPr>
+      <w:r>
+        <w:rPr>
+          <w:highlight w:val="yellow"/>
+          <w:lang w:val="en-IN"/>
+        </w:rPr>
+        <w:t xml:space="preserve">These customers are potentially important because </w:t>
+      </w:r>
+      <w:r>
+        <w:rPr>
+          <w:b/>
+          <w:bCs/>
+          <w:highlight w:val="yellow"/>
+          <w:lang w:val="en-IN"/>
+        </w:rPr>
+        <w:t>sales are increasing, but profitability is deteriorating</w:t>
+      </w:r>
+      <w:r>
+        <w:rPr>
+          <w:highlight w:val="yellow"/>
+          <w:lang w:val="en-IN"/>
+        </w:rPr>
+        <w:t xml:space="preserve">. This could indicate issues such as higher discounts, </w:t>
+      </w:r>
+      <w:proofErr w:type="spellStart"/>
+      <w:r>
+        <w:rPr>
+          <w:highlight w:val="yellow"/>
+          <w:lang w:val="en-IN"/>
+        </w:rPr>
+        <w:t>unfavorable</w:t>
+      </w:r>
+      <w:proofErr w:type="spellEnd"/>
+      <w:r>
+        <w:rPr>
+          <w:highlight w:val="yellow"/>
+          <w:lang w:val="en-IN"/>
+        </w:rPr>
+        <w:t xml:space="preserve"> product mix, pricing pressure, or increasing costs.</w:t>
+      </w:r>
+    </w:p>
+    <w:p>
+      <w:pPr>
+        <w:pStyle w:val="ListBullet"/>
+        <w:numPr>
+          <w:ilvl w:val="0"/>
+          <w:numId w:val="44"/>
+        </w:numPr>
+      </w:pPr>
+      <w:r>
+        <w:rPr>
+          <w:rFonts w:ascii="Arial" w:hAnsi="Arial" w:cs="Arial"/>
+          <w:color w:val="1F1F1F"/>
+          <w:szCs w:val="21"/>
+        </w:rPr>
+        <w:t>MKT_C100071</w:t>
+      </w:r>
+    </w:p>
+    <w:p>
+      <w:pPr>
+        <w:pStyle w:val="ListBullet"/>
+        <w:numPr>
+          <w:ilvl w:val="0"/>
+          <w:numId w:val="44"/>
+        </w:numPr>
+      </w:pPr>
+      <w:r>
+        <w:rPr>
+          <w:rFonts w:ascii="Arial" w:hAnsi="Arial" w:cs="Arial"/>
+          <w:color w:val="1F1F1F"/>
+          <w:szCs w:val="21"/>
+        </w:rPr>
+        <w:t>MKT_C100083</w:t>
+      </w:r>
+    </w:p>
+    <w:p>
+      <w:pPr>
+        <w:pStyle w:val="ListBullet"/>
+        <w:numPr>
+          <w:ilvl w:val="0"/>
+          <w:numId w:val="44"/>
+        </w:numPr>
+      </w:pPr>
+      <w:r>
+        <w:rPr>
+          <w:rFonts w:ascii="Arial" w:hAnsi="Arial" w:cs="Arial"/>
+          <w:color w:val="1F1F1F"/>
+          <w:szCs w:val="21"/>
+        </w:rPr>
+        <w:t>MKT_C100150</w:t>
+      </w:r>
+    </w:p>
+    <w:p>
+      <w:pPr>
+        <w:pStyle w:val="ListBullet"/>
+        <w:numPr>
+          <w:ilvl w:val="0"/>
+          <w:numId w:val="44"/>
+        </w:numPr>
+      </w:pPr>
+      <w:r>
+        <w:rPr>
+          <w:rFonts w:ascii="Arial" w:hAnsi="Arial" w:cs="Arial"/>
+          <w:color w:val="1F1F1F"/>
+          <w:szCs w:val="21"/>
+        </w:rPr>
+        <w:t>MKT_C100313</w:t>
+      </w:r>
+    </w:p>
+    <w:p>
+      <w:pPr>
+        <w:pStyle w:val="ListBullet"/>
+        <w:numPr>
+          <w:ilvl w:val="0"/>
+          <w:numId w:val="44"/>
+        </w:numPr>
+      </w:pPr>
+      <w:r>
+        <w:rPr>
+          <w:rFonts w:ascii="Arial" w:hAnsi="Arial" w:cs="Arial"/>
+          <w:color w:val="1F1F1F"/>
+          <w:szCs w:val="21"/>
+        </w:rPr>
+        <w:t>MKT_C100334</w:t>
+      </w:r>
+    </w:p>
+    <w:p>
+      <w:pPr>
+        <w:pStyle w:val="ListBullet"/>
+        <w:numPr>
+          <w:ilvl w:val="0"/>
+          <w:numId w:val="44"/>
+        </w:numPr>
+      </w:pPr>
+      <w:r>
+        <w:rPr>
+          <w:rFonts w:ascii="Arial" w:hAnsi="Arial" w:cs="Arial"/>
+          <w:color w:val="1F1F1F"/>
+          <w:szCs w:val="21"/>
+        </w:rPr>
+        <w:t>MKT_C100387</w:t>
+      </w:r>
+    </w:p>
+    <w:p>
+      <w:pPr>
+        <w:pStyle w:val="ListBullet"/>
+        <w:numPr>
+          <w:ilvl w:val="0"/>
+          <w:numId w:val="44"/>
+        </w:numPr>
+      </w:pPr>
+      <w:r>
+        <w:rPr>
+          <w:rFonts w:ascii="Arial" w:hAnsi="Arial" w:cs="Arial"/>
+          <w:color w:val="1F1F1F"/>
+          <w:szCs w:val="21"/>
+        </w:rPr>
+        <w:t>MKT_C100587</w:t>
+      </w:r>
+    </w:p>
+    <w:p>
+      <w:pPr>
+        <w:pStyle w:val="ListBullet"/>
+        <w:numPr>
+          <w:ilvl w:val="0"/>
+          <w:numId w:val="44"/>
+        </w:numPr>
+      </w:pPr>
+      <w:r>
+        <w:rPr>
+          <w:rFonts w:ascii="Arial" w:hAnsi="Arial" w:cs="Arial"/>
+          <w:color w:val="1F1F1F"/>
+          <w:szCs w:val="21"/>
+        </w:rPr>
+        <w:t>MKT_C100595</w:t>
+      </w:r>
+    </w:p>
+    <w:p>
+      <w:pPr>
+        <w:pStyle w:val="ListBullet"/>
+        <w:numPr>
+          <w:ilvl w:val="0"/>
+          <w:numId w:val="44"/>
+        </w:numPr>
+      </w:pPr>
+      <w:r>
+        <w:rPr>
+          <w:rFonts w:ascii="Arial" w:hAnsi="Arial" w:cs="Arial"/>
+          <w:color w:val="1F1F1F"/>
+          <w:szCs w:val="21"/>
+        </w:rPr>
+        <w:t>MKT_C100618</w:t>
+      </w:r>
+    </w:p>
+    <w:p>
+      <w:pPr>
+        <w:pStyle w:val="ListBullet"/>
+        <w:numPr>
+          <w:ilvl w:val="0"/>
+          <w:numId w:val="44"/>
+        </w:numPr>
+      </w:pPr>
+      <w:r>
+        <w:rPr>
+          <w:rFonts w:ascii="Arial" w:hAnsi="Arial" w:cs="Arial"/>
+          <w:color w:val="1F1F1F"/>
+          <w:szCs w:val="21"/>
+        </w:rPr>
+        <w:t>MKT_C100668</w:t>
+      </w:r>
+    </w:p>
+    <w:p>
+      <w:pPr>
+        <w:pStyle w:val="ListBullet"/>
+        <w:numPr>
+          <w:ilvl w:val="0"/>
+          <w:numId w:val="44"/>
+        </w:numPr>
+      </w:pPr>
+      <w:r>
+        <w:rPr>
+          <w:rFonts w:ascii="Arial" w:hAnsi="Arial" w:cs="Arial"/>
+          <w:color w:val="1F1F1F"/>
+          <w:szCs w:val="21"/>
+        </w:rPr>
+        <w:t>MKT_C100770</w:t>
+      </w:r>
+    </w:p>
+    <w:p>
+      <w:pPr>
+        <w:pStyle w:val="ListBullet"/>
+        <w:numPr>
+          <w:ilvl w:val="0"/>
+          <w:numId w:val="0"/>
+        </w:numPr>
+        <w:ind w:left="360"/>
+      </w:pPr>
+    </w:p>
+    <w:p>
+      <w:pPr>
+        <w:pStyle w:val="ListBullet"/>
+        <w:numPr>
+          <w:ilvl w:val="0"/>
+          <w:numId w:val="0"/>
+        </w:numPr>
+        <w:ind w:left="360"/>
       </w:pPr>
       <w:r>
         <w:rPr>
           <w:noProof/>
           <w:lang w:val="en-IN" w:eastAsia="en-IN"/>
         </w:rPr>
-        <w:lastRenderedPageBreak/>
         <w:drawing>
           <wp:inline distT="0" distB="0" distL="0" distR="0" wp14:anchorId="7F80ADB2" wp14:editId="0694783C">
             <wp:extent cx="6309360" cy="3315970"/>
@@ -445,6 +948,7 @@
           <w:noProof/>
           <w:lang w:val="en-IN" w:eastAsia="en-IN"/>
         </w:rPr>
+        <w:lastRenderedPageBreak/>
         <w:drawing>
           <wp:inline distT="0" distB="0" distL="0" distR="0">
             <wp:extent cx="6309360" cy="3315970"/>
@@ -502,7 +1006,6 @@
           <w:noProof/>
           <w:lang w:val="en-IN" w:eastAsia="en-IN"/>
         </w:rPr>
-        <w:lastRenderedPageBreak/>
         <w:drawing>
           <wp:inline distT="0" distB="0" distL="0" distR="0">
             <wp:extent cx="6309360" cy="3154680"/>
@@ -632,6 +1135,7 @@
         <w:rPr>
           <w:lang w:val="en-IN"/>
         </w:rPr>
+        <w:lastRenderedPageBreak/>
         <w:t>Derived or directly used features include:</w:t>
       </w:r>
     </w:p>
@@ -806,7 +1310,6 @@
         <w:rPr>
           <w:lang w:val="en-IN"/>
         </w:rPr>
-        <w:lastRenderedPageBreak/>
         <w:t>Sales Transactions</w:t>
       </w:r>
     </w:p>
@@ -1145,6 +1648,7 @@
         <w:rPr>
           <w:lang w:val="en-IN"/>
         </w:rPr>
+        <w:lastRenderedPageBreak/>
         <w:t>Total Quotes</w:t>
       </w:r>
     </w:p>
@@ -1287,7 +1791,6 @@
         <w:rPr>
           <w:lang w:val="en-IN"/>
         </w:rPr>
-        <w:lastRenderedPageBreak/>
         <w:t>Complaint Data</w:t>
       </w:r>
     </w:p>
@@ -1631,6 +2134,7 @@
         <w:rPr>
           <w:lang w:val="en-IN"/>
         </w:rPr>
+        <w:lastRenderedPageBreak/>
         <w:t>Market / Industry Demand Data</w:t>
       </w:r>
     </w:p>
@@ -1823,7 +2327,6 @@
           <w:b/>
           <w:lang w:val="en-IN"/>
         </w:rPr>
-        <w:lastRenderedPageBreak/>
         <w:t>Thought process</w:t>
       </w:r>
       <w:proofErr w:type="gramStart"/>
@@ -2140,6 +2643,7 @@
         <w:rPr>
           <w:lang w:val="en-IN"/>
         </w:rPr>
+        <w:lastRenderedPageBreak/>
         <w:t>Revenue Trajectory</w:t>
       </w:r>
     </w:p>
@@ -2406,7 +2910,6 @@
         <w:rPr>
           <w:lang w:val="en-IN"/>
         </w:rPr>
-        <w:lastRenderedPageBreak/>
         <w:t>Thresholds and Rationale</w:t>
       </w:r>
     </w:p>
@@ -2998,6 +3501,7 @@
         <w:rPr>
           <w:lang w:val="en-IN"/>
         </w:rPr>
+        <w:lastRenderedPageBreak/>
         <w:t>For example:</w:t>
       </w:r>
     </w:p>
@@ -3213,7 +3717,6 @@
         <w:rPr>
           <w:lang w:val="en-IN"/>
         </w:rPr>
-        <w:lastRenderedPageBreak/>
         <w:t>Favourable industry conditions</w:t>
       </w:r>
     </w:p>
@@ -3574,6 +4077,7 @@
         <w:rPr>
           <w:lang w:val="en-IN"/>
         </w:rPr>
+        <w:lastRenderedPageBreak/>
         <w:t>Longer resolution times indicate greater service-related risk.</w:t>
       </w:r>
     </w:p>
@@ -3881,7 +4385,6 @@
                 <w:b/>
                 <w:lang w:val="en-IN"/>
               </w:rPr>
-              <w:lastRenderedPageBreak/>
               <w:t>Payment Behaviour</w:t>
             </w:r>
           </w:p>
@@ -4600,6 +5103,7 @@
               <w:rPr>
                 <w:lang w:val="en-IN"/>
               </w:rPr>
+              <w:lastRenderedPageBreak/>
               <w:t>Declining</w:t>
             </w:r>
           </w:p>
@@ -4726,7 +5230,6 @@
         <w:rPr>
           <w:lang w:val="en-IN"/>
         </w:rPr>
-        <w:lastRenderedPageBreak/>
         <w:t>Win Ratio should be interpreted together with quotation volume. A customer with one quotation and one win has a 100% win ratio, but this does not provide the same level of evidence as a customer with 20 quotations and a 70% win ratio.</w:t>
       </w:r>
     </w:p>
@@ -4864,9 +5367,1562 @@
     <w:p>
       <w:pPr>
         <w:pStyle w:val="Heading1"/>
+        <w:rPr>
+          <w:lang w:val="en-IN"/>
+        </w:rPr>
       </w:pPr>
       <w:r>
+        <w:rPr>
+          <w:lang w:val="en-IN"/>
+        </w:rPr>
         <w:t xml:space="preserve">5. </w:t>
+      </w:r>
+      <w:r>
+        <w:rPr>
+          <w:lang w:val="en-IN"/>
+        </w:rPr>
+        <w:t xml:space="preserve">Findings and </w:t>
+      </w:r>
+      <w:r>
+        <w:rPr>
+          <w:lang w:val="en-IN"/>
+        </w:rPr>
+        <w:t xml:space="preserve">Framing </w:t>
+      </w:r>
+      <w:r>
+        <w:rPr>
+          <w:lang w:val="en-IN"/>
+        </w:rPr>
+        <w:t xml:space="preserve">ML problem </w:t>
+      </w:r>
+    </w:p>
+    <w:p>
+      <w:pPr>
+        <w:rPr>
+          <w:lang w:val="en-IN"/>
+        </w:rPr>
+      </w:pPr>
+      <w:r>
+        <w:rPr>
+          <w:lang w:val="en-IN"/>
+        </w:rPr>
+        <w:t>Based on the above 2 scores, Segment customers into the following:</w:t>
+      </w:r>
+    </w:p>
+    <w:tbl>
+      <w:tblPr>
+        <w:tblStyle w:val="LightList-Accent6"/>
+        <w:tblW w:w="0" w:type="auto"/>
+        <w:tblLook w:val="04A0" w:firstRow="1" w:lastRow="0" w:firstColumn="1" w:lastColumn="0" w:noHBand="0" w:noVBand="1"/>
+      </w:tblPr>
+      <w:tblGrid>
+        <w:gridCol w:w="1794"/>
+        <w:gridCol w:w="3721"/>
+        <w:gridCol w:w="4637"/>
+      </w:tblGrid>
+      <w:tr>
+        <w:trPr>
+          <w:cnfStyle w:val="100000000000" w:firstRow="1" w:lastRow="0" w:firstColumn="0" w:lastColumn="0" w:oddVBand="0" w:evenVBand="0" w:oddHBand="0" w:evenHBand="0" w:firstRowFirstColumn="0" w:firstRowLastColumn="0" w:lastRowFirstColumn="0" w:lastRowLastColumn="0"/>
+        </w:trPr>
+        <w:tc>
+          <w:tcPr>
+            <w:cnfStyle w:val="001000000000" w:firstRow="0" w:lastRow="0" w:firstColumn="1" w:lastColumn="0" w:oddVBand="0" w:evenVBand="0" w:oddHBand="0" w:evenHBand="0" w:firstRowFirstColumn="0" w:firstRowLastColumn="0" w:lastRowFirstColumn="0" w:lastRowLastColumn="0"/>
+            <w:tcW w:w="0" w:type="auto"/>
+            <w:hideMark/>
+          </w:tcPr>
+          <w:p>
+            <w:pPr>
+              <w:spacing w:after="200" w:line="276" w:lineRule="auto"/>
+              <w:rPr>
+                <w:lang w:val="en-IN"/>
+              </w:rPr>
+            </w:pPr>
+            <w:r>
+              <w:rPr>
+                <w:lang w:val="en-IN"/>
+              </w:rPr>
+              <w:t>Customer Segment</w:t>
+            </w:r>
+          </w:p>
+        </w:tc>
+        <w:tc>
+          <w:tcPr>
+            <w:tcW w:w="0" w:type="auto"/>
+            <w:hideMark/>
+          </w:tcPr>
+          <w:p>
+            <w:pPr>
+              <w:spacing w:after="200" w:line="276" w:lineRule="auto"/>
+              <w:cnfStyle w:val="100000000000" w:firstRow="1" w:lastRow="0" w:firstColumn="0" w:lastColumn="0" w:oddVBand="0" w:evenVBand="0" w:oddHBand="0" w:evenHBand="0" w:firstRowFirstColumn="0" w:firstRowLastColumn="0" w:lastRowFirstColumn="0" w:lastRowLastColumn="0"/>
+              <w:rPr>
+                <w:lang w:val="en-IN"/>
+              </w:rPr>
+            </w:pPr>
+            <w:r>
+              <w:rPr>
+                <w:lang w:val="en-IN"/>
+              </w:rPr>
+              <w:t>Meaning</w:t>
+            </w:r>
+          </w:p>
+        </w:tc>
+        <w:tc>
+          <w:tcPr>
+            <w:tcW w:w="0" w:type="auto"/>
+            <w:hideMark/>
+          </w:tcPr>
+          <w:p>
+            <w:pPr>
+              <w:spacing w:after="200" w:line="276" w:lineRule="auto"/>
+              <w:cnfStyle w:val="100000000000" w:firstRow="1" w:lastRow="0" w:firstColumn="0" w:lastColumn="0" w:oddVBand="0" w:evenVBand="0" w:oddHBand="0" w:evenHBand="0" w:firstRowFirstColumn="0" w:firstRowLastColumn="0" w:lastRowFirstColumn="0" w:lastRowLastColumn="0"/>
+              <w:rPr>
+                <w:lang w:val="en-IN"/>
+              </w:rPr>
+            </w:pPr>
+            <w:r>
+              <w:rPr>
+                <w:lang w:val="en-IN"/>
+              </w:rPr>
+              <w:t>Potential Targeting Action</w:t>
+            </w:r>
+          </w:p>
+        </w:tc>
+      </w:tr>
+      <w:tr>
+        <w:trPr>
+          <w:cnfStyle w:val="000000100000" w:firstRow="0" w:lastRow="0" w:firstColumn="0" w:lastColumn="0" w:oddVBand="0" w:evenVBand="0" w:oddHBand="1" w:evenHBand="0" w:firstRowFirstColumn="0" w:firstRowLastColumn="0" w:lastRowFirstColumn="0" w:lastRowLastColumn="0"/>
+        </w:trPr>
+        <w:tc>
+          <w:tcPr>
+            <w:cnfStyle w:val="001000000000" w:firstRow="0" w:lastRow="0" w:firstColumn="1" w:lastColumn="0" w:oddVBand="0" w:evenVBand="0" w:oddHBand="0" w:evenHBand="0" w:firstRowFirstColumn="0" w:firstRowLastColumn="0" w:lastRowFirstColumn="0" w:lastRowLastColumn="0"/>
+            <w:tcW w:w="0" w:type="auto"/>
+            <w:hideMark/>
+          </w:tcPr>
+          <w:p>
+            <w:pPr>
+              <w:spacing w:after="200" w:line="276" w:lineRule="auto"/>
+              <w:rPr>
+                <w:lang w:val="en-IN"/>
+              </w:rPr>
+            </w:pPr>
+            <w:r>
+              <w:rPr>
+                <w:lang w:val="en-IN"/>
+              </w:rPr>
+              <w:t>Strategic Priority</w:t>
+            </w:r>
+          </w:p>
+        </w:tc>
+        <w:tc>
+          <w:tcPr>
+            <w:tcW w:w="0" w:type="auto"/>
+            <w:hideMark/>
+          </w:tcPr>
+          <w:p>
+            <w:pPr>
+              <w:spacing w:after="200" w:line="276" w:lineRule="auto"/>
+              <w:cnfStyle w:val="000000100000" w:firstRow="0" w:lastRow="0" w:firstColumn="0" w:lastColumn="0" w:oddVBand="0" w:evenVBand="0" w:oddHBand="1" w:evenHBand="0" w:firstRowFirstColumn="0" w:firstRowLastColumn="0" w:lastRowFirstColumn="0" w:lastRowLastColumn="0"/>
+              <w:rPr>
+                <w:lang w:val="en-IN"/>
+              </w:rPr>
+            </w:pPr>
+            <w:r>
+              <w:rPr>
+                <w:lang w:val="en-IN"/>
+              </w:rPr>
+              <w:t>High opportunity and low risk. These are attractive customers with strong growth potential and a relatively healthy relationship.</w:t>
+            </w:r>
+          </w:p>
+        </w:tc>
+        <w:tc>
+          <w:tcPr>
+            <w:tcW w:w="0" w:type="auto"/>
+            <w:hideMark/>
+          </w:tcPr>
+          <w:p>
+            <w:pPr>
+              <w:spacing w:after="200" w:line="276" w:lineRule="auto"/>
+              <w:cnfStyle w:val="000000100000" w:firstRow="0" w:lastRow="0" w:firstColumn="0" w:lastColumn="0" w:oddVBand="0" w:evenVBand="0" w:oddHBand="1" w:evenHBand="0" w:firstRowFirstColumn="0" w:firstRowLastColumn="0" w:lastRowFirstColumn="0" w:lastRowLastColumn="0"/>
+              <w:rPr>
+                <w:lang w:val="en-IN"/>
+              </w:rPr>
+            </w:pPr>
+            <w:r>
+              <w:rPr>
+                <w:lang w:val="en-IN"/>
+              </w:rPr>
+              <w:t xml:space="preserve">Prioritize for </w:t>
+            </w:r>
+            <w:r>
+              <w:rPr>
+                <w:b/>
+                <w:bCs/>
+                <w:lang w:val="en-IN"/>
+              </w:rPr>
+              <w:t>account expansion, cross-sell, upsell, strategic partnerships and senior-level engagement</w:t>
+            </w:r>
+            <w:r>
+              <w:rPr>
+                <w:lang w:val="en-IN"/>
+              </w:rPr>
+              <w:t>.</w:t>
+            </w:r>
+          </w:p>
+        </w:tc>
+      </w:tr>
+      <w:tr>
+        <w:tc>
+          <w:tcPr>
+            <w:cnfStyle w:val="001000000000" w:firstRow="0" w:lastRow="0" w:firstColumn="1" w:lastColumn="0" w:oddVBand="0" w:evenVBand="0" w:oddHBand="0" w:evenHBand="0" w:firstRowFirstColumn="0" w:firstRowLastColumn="0" w:lastRowFirstColumn="0" w:lastRowLastColumn="0"/>
+            <w:tcW w:w="0" w:type="auto"/>
+            <w:hideMark/>
+          </w:tcPr>
+          <w:p>
+            <w:pPr>
+              <w:spacing w:after="200" w:line="276" w:lineRule="auto"/>
+              <w:rPr>
+                <w:lang w:val="en-IN"/>
+              </w:rPr>
+            </w:pPr>
+            <w:r>
+              <w:rPr>
+                <w:lang w:val="en-IN"/>
+              </w:rPr>
+              <w:t>High Opportunity - High Risk</w:t>
+            </w:r>
+          </w:p>
+        </w:tc>
+        <w:tc>
+          <w:tcPr>
+            <w:tcW w:w="0" w:type="auto"/>
+            <w:hideMark/>
+          </w:tcPr>
+          <w:p>
+            <w:pPr>
+              <w:spacing w:after="200" w:line="276" w:lineRule="auto"/>
+              <w:cnfStyle w:val="000000000000" w:firstRow="0" w:lastRow="0" w:firstColumn="0" w:lastColumn="0" w:oddVBand="0" w:evenVBand="0" w:oddHBand="0" w:evenHBand="0" w:firstRowFirstColumn="0" w:firstRowLastColumn="0" w:lastRowFirstColumn="0" w:lastRowLastColumn="0"/>
+              <w:rPr>
+                <w:lang w:val="en-IN"/>
+              </w:rPr>
+            </w:pPr>
+            <w:r>
+              <w:rPr>
+                <w:lang w:val="en-IN"/>
+              </w:rPr>
+              <w:t>Strong business opportunity exists, but there are also significant customer risks.</w:t>
+            </w:r>
+          </w:p>
+        </w:tc>
+        <w:tc>
+          <w:tcPr>
+            <w:tcW w:w="0" w:type="auto"/>
+            <w:hideMark/>
+          </w:tcPr>
+          <w:p>
+            <w:pPr>
+              <w:spacing w:after="200" w:line="276" w:lineRule="auto"/>
+              <w:cnfStyle w:val="000000000000" w:firstRow="0" w:lastRow="0" w:firstColumn="0" w:lastColumn="0" w:oddVBand="0" w:evenVBand="0" w:oddHBand="0" w:evenHBand="0" w:firstRowFirstColumn="0" w:firstRowLastColumn="0" w:lastRowFirstColumn="0" w:lastRowLastColumn="0"/>
+              <w:rPr>
+                <w:lang w:val="en-IN"/>
+              </w:rPr>
+            </w:pPr>
+            <w:r>
+              <w:rPr>
+                <w:b/>
+                <w:bCs/>
+                <w:lang w:val="en-IN"/>
+              </w:rPr>
+              <w:t>Address the underlying risks first</w:t>
+            </w:r>
+            <w:r>
+              <w:rPr>
+                <w:lang w:val="en-IN"/>
+              </w:rPr>
+              <w:t xml:space="preserve"> while pursuing opportunities. Focus on complaint resolution, payment issues, pricing concerns </w:t>
+            </w:r>
+            <w:r>
+              <w:rPr>
+                <w:lang w:val="en-IN"/>
+              </w:rPr>
+              <w:lastRenderedPageBreak/>
+              <w:t>and relationship strengthening.</w:t>
+            </w:r>
+          </w:p>
+        </w:tc>
+      </w:tr>
+      <w:tr>
+        <w:trPr>
+          <w:cnfStyle w:val="000000100000" w:firstRow="0" w:lastRow="0" w:firstColumn="0" w:lastColumn="0" w:oddVBand="0" w:evenVBand="0" w:oddHBand="1" w:evenHBand="0" w:firstRowFirstColumn="0" w:firstRowLastColumn="0" w:lastRowFirstColumn="0" w:lastRowLastColumn="0"/>
+        </w:trPr>
+        <w:tc>
+          <w:tcPr>
+            <w:cnfStyle w:val="001000000000" w:firstRow="0" w:lastRow="0" w:firstColumn="1" w:lastColumn="0" w:oddVBand="0" w:evenVBand="0" w:oddHBand="0" w:evenHBand="0" w:firstRowFirstColumn="0" w:firstRowLastColumn="0" w:lastRowFirstColumn="0" w:lastRowLastColumn="0"/>
+            <w:tcW w:w="0" w:type="auto"/>
+            <w:hideMark/>
+          </w:tcPr>
+          <w:p>
+            <w:pPr>
+              <w:spacing w:after="200" w:line="276" w:lineRule="auto"/>
+              <w:rPr>
+                <w:lang w:val="en-IN"/>
+              </w:rPr>
+            </w:pPr>
+            <w:r>
+              <w:rPr>
+                <w:lang w:val="en-IN"/>
+              </w:rPr>
+              <w:lastRenderedPageBreak/>
+              <w:t>Growth Opportunity</w:t>
+            </w:r>
+          </w:p>
+        </w:tc>
+        <w:tc>
+          <w:tcPr>
+            <w:tcW w:w="0" w:type="auto"/>
+            <w:hideMark/>
+          </w:tcPr>
+          <w:p>
+            <w:pPr>
+              <w:spacing w:after="200" w:line="276" w:lineRule="auto"/>
+              <w:cnfStyle w:val="000000100000" w:firstRow="0" w:lastRow="0" w:firstColumn="0" w:lastColumn="0" w:oddVBand="0" w:evenVBand="0" w:oddHBand="1" w:evenHBand="0" w:firstRowFirstColumn="0" w:firstRowLastColumn="0" w:lastRowFirstColumn="0" w:lastRowLastColumn="0"/>
+              <w:rPr>
+                <w:lang w:val="en-IN"/>
+              </w:rPr>
+            </w:pPr>
+            <w:r>
+              <w:rPr>
+                <w:lang w:val="en-IN"/>
+              </w:rPr>
+              <w:t>Good opportunity with relatively low risk, but not as strategically important as the top segment.</w:t>
+            </w:r>
+          </w:p>
+        </w:tc>
+        <w:tc>
+          <w:tcPr>
+            <w:tcW w:w="0" w:type="auto"/>
+            <w:hideMark/>
+          </w:tcPr>
+          <w:p>
+            <w:pPr>
+              <w:spacing w:after="200" w:line="276" w:lineRule="auto"/>
+              <w:cnfStyle w:val="000000100000" w:firstRow="0" w:lastRow="0" w:firstColumn="0" w:lastColumn="0" w:oddVBand="0" w:evenVBand="0" w:oddHBand="1" w:evenHBand="0" w:firstRowFirstColumn="0" w:firstRowLastColumn="0" w:lastRowFirstColumn="0" w:lastRowLastColumn="0"/>
+              <w:rPr>
+                <w:lang w:val="en-IN"/>
+              </w:rPr>
+            </w:pPr>
+            <w:r>
+              <w:rPr>
+                <w:lang w:val="en-IN"/>
+              </w:rPr>
+              <w:t xml:space="preserve">Target with </w:t>
+            </w:r>
+            <w:r>
+              <w:rPr>
+                <w:b/>
+                <w:bCs/>
+                <w:lang w:val="en-IN"/>
+              </w:rPr>
+              <w:t xml:space="preserve">upsell, cross-sell, </w:t>
+            </w:r>
+            <w:proofErr w:type="gramStart"/>
+            <w:r>
+              <w:rPr>
+                <w:b/>
+                <w:bCs/>
+                <w:lang w:val="en-IN"/>
+              </w:rPr>
+              <w:t>new product</w:t>
+            </w:r>
+            <w:proofErr w:type="gramEnd"/>
+            <w:r>
+              <w:rPr>
+                <w:b/>
+                <w:bCs/>
+                <w:lang w:val="en-IN"/>
+              </w:rPr>
+              <w:t xml:space="preserve"> introductions and increased sales engagement</w:t>
+            </w:r>
+            <w:r>
+              <w:rPr>
+                <w:lang w:val="en-IN"/>
+              </w:rPr>
+              <w:t>.</w:t>
+            </w:r>
+          </w:p>
+        </w:tc>
+      </w:tr>
+      <w:tr>
+        <w:tc>
+          <w:tcPr>
+            <w:cnfStyle w:val="001000000000" w:firstRow="0" w:lastRow="0" w:firstColumn="1" w:lastColumn="0" w:oddVBand="0" w:evenVBand="0" w:oddHBand="0" w:evenHBand="0" w:firstRowFirstColumn="0" w:firstRowLastColumn="0" w:lastRowFirstColumn="0" w:lastRowLastColumn="0"/>
+            <w:tcW w:w="0" w:type="auto"/>
+            <w:hideMark/>
+          </w:tcPr>
+          <w:p>
+            <w:pPr>
+              <w:spacing w:after="200" w:line="276" w:lineRule="auto"/>
+              <w:rPr>
+                <w:lang w:val="en-IN"/>
+              </w:rPr>
+            </w:pPr>
+            <w:r>
+              <w:rPr>
+                <w:lang w:val="en-IN"/>
+              </w:rPr>
+              <w:t>Selective Opportunity</w:t>
+            </w:r>
+          </w:p>
+        </w:tc>
+        <w:tc>
+          <w:tcPr>
+            <w:tcW w:w="0" w:type="auto"/>
+            <w:hideMark/>
+          </w:tcPr>
+          <w:p>
+            <w:pPr>
+              <w:spacing w:after="200" w:line="276" w:lineRule="auto"/>
+              <w:cnfStyle w:val="000000000000" w:firstRow="0" w:lastRow="0" w:firstColumn="0" w:lastColumn="0" w:oddVBand="0" w:evenVBand="0" w:oddHBand="0" w:evenHBand="0" w:firstRowFirstColumn="0" w:firstRowLastColumn="0" w:lastRowFirstColumn="0" w:lastRowLastColumn="0"/>
+              <w:rPr>
+                <w:lang w:val="en-IN"/>
+              </w:rPr>
+            </w:pPr>
+            <w:r>
+              <w:rPr>
+                <w:lang w:val="en-IN"/>
+              </w:rPr>
+              <w:t>Reasonable opportunity exists, but customer risk is also relatively high.</w:t>
+            </w:r>
+          </w:p>
+        </w:tc>
+        <w:tc>
+          <w:tcPr>
+            <w:tcW w:w="0" w:type="auto"/>
+            <w:hideMark/>
+          </w:tcPr>
+          <w:p>
+            <w:pPr>
+              <w:spacing w:after="200" w:line="276" w:lineRule="auto"/>
+              <w:cnfStyle w:val="000000000000" w:firstRow="0" w:lastRow="0" w:firstColumn="0" w:lastColumn="0" w:oddVBand="0" w:evenVBand="0" w:oddHBand="0" w:evenHBand="0" w:firstRowFirstColumn="0" w:firstRowLastColumn="0" w:lastRowFirstColumn="0" w:lastRowLastColumn="0"/>
+              <w:rPr>
+                <w:lang w:val="en-IN"/>
+              </w:rPr>
+            </w:pPr>
+            <w:r>
+              <w:rPr>
+                <w:lang w:val="en-IN"/>
+              </w:rPr>
+              <w:t xml:space="preserve">Take a </w:t>
+            </w:r>
+            <w:r>
+              <w:rPr>
+                <w:b/>
+                <w:bCs/>
+                <w:lang w:val="en-IN"/>
+              </w:rPr>
+              <w:t>selective approach</w:t>
+            </w:r>
+            <w:r>
+              <w:rPr>
+                <w:lang w:val="en-IN"/>
+              </w:rPr>
+              <w:t>. Pursue opportunities where returns are attractive while monitoring and mitigating risks.</w:t>
+            </w:r>
+          </w:p>
+        </w:tc>
+      </w:tr>
+      <w:tr>
+        <w:trPr>
+          <w:cnfStyle w:val="000000100000" w:firstRow="0" w:lastRow="0" w:firstColumn="0" w:lastColumn="0" w:oddVBand="0" w:evenVBand="0" w:oddHBand="1" w:evenHBand="0" w:firstRowFirstColumn="0" w:firstRowLastColumn="0" w:lastRowFirstColumn="0" w:lastRowLastColumn="0"/>
+        </w:trPr>
+        <w:tc>
+          <w:tcPr>
+            <w:cnfStyle w:val="001000000000" w:firstRow="0" w:lastRow="0" w:firstColumn="1" w:lastColumn="0" w:oddVBand="0" w:evenVBand="0" w:oddHBand="0" w:evenHBand="0" w:firstRowFirstColumn="0" w:firstRowLastColumn="0" w:lastRowFirstColumn="0" w:lastRowLastColumn="0"/>
+            <w:tcW w:w="0" w:type="auto"/>
+            <w:hideMark/>
+          </w:tcPr>
+          <w:p>
+            <w:pPr>
+              <w:spacing w:after="200" w:line="276" w:lineRule="auto"/>
+              <w:rPr>
+                <w:lang w:val="en-IN"/>
+              </w:rPr>
+            </w:pPr>
+            <w:r>
+              <w:rPr>
+                <w:lang w:val="en-IN"/>
+              </w:rPr>
+              <w:t>Develop / Monitor</w:t>
+            </w:r>
+          </w:p>
+        </w:tc>
+        <w:tc>
+          <w:tcPr>
+            <w:tcW w:w="0" w:type="auto"/>
+            <w:hideMark/>
+          </w:tcPr>
+          <w:p>
+            <w:pPr>
+              <w:spacing w:after="200" w:line="276" w:lineRule="auto"/>
+              <w:cnfStyle w:val="000000100000" w:firstRow="0" w:lastRow="0" w:firstColumn="0" w:lastColumn="0" w:oddVBand="0" w:evenVBand="0" w:oddHBand="1" w:evenHBand="0" w:firstRowFirstColumn="0" w:firstRowLastColumn="0" w:lastRowFirstColumn="0" w:lastRowLastColumn="0"/>
+              <w:rPr>
+                <w:lang w:val="en-IN"/>
+              </w:rPr>
+            </w:pPr>
+            <w:r>
+              <w:rPr>
+                <w:lang w:val="en-IN"/>
+              </w:rPr>
+              <w:t>Lower opportunity but relatively low risk. The relationship is stable, but immediate growth potential appears limited.</w:t>
+            </w:r>
+          </w:p>
+        </w:tc>
+        <w:tc>
+          <w:tcPr>
+            <w:tcW w:w="0" w:type="auto"/>
+            <w:hideMark/>
+          </w:tcPr>
+          <w:p>
+            <w:pPr>
+              <w:spacing w:after="200" w:line="276" w:lineRule="auto"/>
+              <w:cnfStyle w:val="000000100000" w:firstRow="0" w:lastRow="0" w:firstColumn="0" w:lastColumn="0" w:oddVBand="0" w:evenVBand="0" w:oddHBand="1" w:evenHBand="0" w:firstRowFirstColumn="0" w:firstRowLastColumn="0" w:lastRowFirstColumn="0" w:lastRowLastColumn="0"/>
+              <w:rPr>
+                <w:lang w:val="en-IN"/>
+              </w:rPr>
+            </w:pPr>
+            <w:r>
+              <w:rPr>
+                <w:b/>
+                <w:bCs/>
+                <w:lang w:val="en-IN"/>
+              </w:rPr>
+              <w:t>Maintain the relationship</w:t>
+            </w:r>
+            <w:r>
+              <w:rPr>
+                <w:lang w:val="en-IN"/>
+              </w:rPr>
+              <w:t>, monitor changes and identify opportunities as the customer's needs evolve.</w:t>
+            </w:r>
+          </w:p>
+        </w:tc>
+      </w:tr>
+      <w:tr>
+        <w:tc>
+          <w:tcPr>
+            <w:cnfStyle w:val="001000000000" w:firstRow="0" w:lastRow="0" w:firstColumn="1" w:lastColumn="0" w:oddVBand="0" w:evenVBand="0" w:oddHBand="0" w:evenHBand="0" w:firstRowFirstColumn="0" w:firstRowLastColumn="0" w:lastRowFirstColumn="0" w:lastRowLastColumn="0"/>
+            <w:tcW w:w="0" w:type="auto"/>
+            <w:hideMark/>
+          </w:tcPr>
+          <w:p>
+            <w:pPr>
+              <w:spacing w:after="200" w:line="276" w:lineRule="auto"/>
+              <w:rPr>
+                <w:lang w:val="en-IN"/>
+              </w:rPr>
+            </w:pPr>
+            <w:r>
+              <w:rPr>
+                <w:lang w:val="en-IN"/>
+              </w:rPr>
+              <w:t>Low Priority</w:t>
+            </w:r>
+          </w:p>
+        </w:tc>
+        <w:tc>
+          <w:tcPr>
+            <w:tcW w:w="0" w:type="auto"/>
+            <w:hideMark/>
+          </w:tcPr>
+          <w:p>
+            <w:pPr>
+              <w:spacing w:after="200" w:line="276" w:lineRule="auto"/>
+              <w:cnfStyle w:val="000000000000" w:firstRow="0" w:lastRow="0" w:firstColumn="0" w:lastColumn="0" w:oddVBand="0" w:evenVBand="0" w:oddHBand="0" w:evenHBand="0" w:firstRowFirstColumn="0" w:firstRowLastColumn="0" w:lastRowFirstColumn="0" w:lastRowLastColumn="0"/>
+              <w:rPr>
+                <w:lang w:val="en-IN"/>
+              </w:rPr>
+            </w:pPr>
+            <w:r>
+              <w:rPr>
+                <w:lang w:val="en-IN"/>
+              </w:rPr>
+              <w:t>Low opportunity combined with higher risk. These customers currently offer limited upside relative to the effort or risk involved.</w:t>
+            </w:r>
+          </w:p>
+        </w:tc>
+        <w:tc>
+          <w:tcPr>
+            <w:tcW w:w="0" w:type="auto"/>
+            <w:hideMark/>
+          </w:tcPr>
+          <w:p>
+            <w:pPr>
+              <w:spacing w:after="200" w:line="276" w:lineRule="auto"/>
+              <w:cnfStyle w:val="000000000000" w:firstRow="0" w:lastRow="0" w:firstColumn="0" w:lastColumn="0" w:oddVBand="0" w:evenVBand="0" w:oddHBand="0" w:evenHBand="0" w:firstRowFirstColumn="0" w:firstRowLastColumn="0" w:lastRowFirstColumn="0" w:lastRowLastColumn="0"/>
+              <w:rPr>
+                <w:lang w:val="en-IN"/>
+              </w:rPr>
+            </w:pPr>
+            <w:r>
+              <w:rPr>
+                <w:b/>
+                <w:bCs/>
+                <w:lang w:val="en-IN"/>
+              </w:rPr>
+              <w:t>Limit proactive sales investment</w:t>
+            </w:r>
+            <w:r>
+              <w:rPr>
+                <w:lang w:val="en-IN"/>
+              </w:rPr>
+              <w:t>, focus on essential account servicing and monitor for significant changes.</w:t>
+            </w:r>
+          </w:p>
+        </w:tc>
+      </w:tr>
+    </w:tbl>
+    <w:p>
+      <w:pPr>
+        <w:rPr>
+          <w:lang w:val="en-IN"/>
+        </w:rPr>
+      </w:pPr>
+    </w:p>
+    <w:p>
+      <w:pPr>
+        <w:rPr>
+          <w:lang w:val="en-IN"/>
+        </w:rPr>
+      </w:pPr>
+      <w:r>
+        <w:rPr>
+          <w:lang w:val="en-IN"/>
+        </w:rPr>
+        <w:t>From the given data, we see the following distribution of customers across segments</w:t>
+      </w:r>
+    </w:p>
+    <w:tbl>
+      <w:tblPr>
+        <w:tblStyle w:val="LightShading-Accent6"/>
+        <w:tblW w:w="0" w:type="auto"/>
+        <w:tblLook w:val="04A0" w:firstRow="1" w:lastRow="0" w:firstColumn="1" w:lastColumn="0" w:noHBand="0" w:noVBand="1"/>
+      </w:tblPr>
+      <w:tblGrid>
+        <w:gridCol w:w="3098"/>
+        <w:gridCol w:w="1920"/>
+      </w:tblGrid>
+      <w:tr>
+        <w:trPr>
+          <w:cnfStyle w:val="100000000000" w:firstRow="1" w:lastRow="0" w:firstColumn="0" w:lastColumn="0" w:oddVBand="0" w:evenVBand="0" w:oddHBand="0" w:evenHBand="0" w:firstRowFirstColumn="0" w:firstRowLastColumn="0" w:lastRowFirstColumn="0" w:lastRowLastColumn="0"/>
+        </w:trPr>
+        <w:tc>
+          <w:tcPr>
+            <w:cnfStyle w:val="001000000000" w:firstRow="0" w:lastRow="0" w:firstColumn="1" w:lastColumn="0" w:oddVBand="0" w:evenVBand="0" w:oddHBand="0" w:evenHBand="0" w:firstRowFirstColumn="0" w:firstRowLastColumn="0" w:lastRowFirstColumn="0" w:lastRowLastColumn="0"/>
+            <w:tcW w:w="0" w:type="auto"/>
+          </w:tcPr>
+          <w:p>
+            <w:pPr>
+              <w:jc w:val="right"/>
+              <w:rPr>
+                <w:rFonts w:ascii="Arial" w:eastAsia="Times New Roman" w:hAnsi="Arial" w:cs="Arial"/>
+                <w:color w:val="1F1F1F"/>
+                <w:szCs w:val="21"/>
+                <w:lang w:val="en-IN" w:eastAsia="en-IN"/>
+              </w:rPr>
+            </w:pPr>
+            <w:r>
+              <w:rPr>
+                <w:rFonts w:ascii="Arial" w:eastAsia="Times New Roman" w:hAnsi="Arial" w:cs="Arial"/>
+                <w:color w:val="1F1F1F"/>
+                <w:szCs w:val="21"/>
+                <w:lang w:val="en-IN" w:eastAsia="en-IN"/>
+              </w:rPr>
+              <w:t>Customer Segment</w:t>
+            </w:r>
+          </w:p>
+        </w:tc>
+        <w:tc>
+          <w:tcPr>
+            <w:tcW w:w="0" w:type="auto"/>
+          </w:tcPr>
+          <w:p>
+            <w:pPr>
+              <w:jc w:val="right"/>
+              <w:cnfStyle w:val="100000000000" w:firstRow="1" w:lastRow="0" w:firstColumn="0" w:lastColumn="0" w:oddVBand="0" w:evenVBand="0" w:oddHBand="0" w:evenHBand="0" w:firstRowFirstColumn="0" w:firstRowLastColumn="0" w:lastRowFirstColumn="0" w:lastRowLastColumn="0"/>
+              <w:rPr>
+                <w:rFonts w:ascii="Arial" w:eastAsia="Times New Roman" w:hAnsi="Arial" w:cs="Arial"/>
+                <w:color w:val="1F1F1F"/>
+                <w:szCs w:val="21"/>
+                <w:lang w:val="en-IN" w:eastAsia="en-IN"/>
+              </w:rPr>
+            </w:pPr>
+            <w:proofErr w:type="spellStart"/>
+            <w:r>
+              <w:rPr>
+                <w:rFonts w:ascii="Arial" w:eastAsia="Times New Roman" w:hAnsi="Arial" w:cs="Arial"/>
+                <w:color w:val="1F1F1F"/>
+                <w:szCs w:val="21"/>
+                <w:lang w:val="en-IN" w:eastAsia="en-IN"/>
+              </w:rPr>
+              <w:t>Customer_Count</w:t>
+            </w:r>
+            <w:proofErr w:type="spellEnd"/>
+          </w:p>
+        </w:tc>
+      </w:tr>
+      <w:tr>
+        <w:trPr>
+          <w:cnfStyle w:val="000000100000" w:firstRow="0" w:lastRow="0" w:firstColumn="0" w:lastColumn="0" w:oddVBand="0" w:evenVBand="0" w:oddHBand="1" w:evenHBand="0" w:firstRowFirstColumn="0" w:firstRowLastColumn="0" w:lastRowFirstColumn="0" w:lastRowLastColumn="0"/>
+        </w:trPr>
+        <w:tc>
+          <w:tcPr>
+            <w:cnfStyle w:val="001000000000" w:firstRow="0" w:lastRow="0" w:firstColumn="1" w:lastColumn="0" w:oddVBand="0" w:evenVBand="0" w:oddHBand="0" w:evenHBand="0" w:firstRowFirstColumn="0" w:firstRowLastColumn="0" w:lastRowFirstColumn="0" w:lastRowLastColumn="0"/>
+            <w:tcW w:w="0" w:type="auto"/>
+            <w:hideMark/>
+          </w:tcPr>
+          <w:p>
+            <w:pPr>
+              <w:jc w:val="right"/>
+              <w:rPr>
+                <w:rFonts w:ascii="Arial" w:eastAsia="Times New Roman" w:hAnsi="Arial" w:cs="Arial"/>
+                <w:color w:val="1F1F1F"/>
+                <w:szCs w:val="21"/>
+                <w:lang w:val="en-IN" w:eastAsia="en-IN"/>
+              </w:rPr>
+            </w:pPr>
+            <w:r>
+              <w:rPr>
+                <w:rFonts w:ascii="Arial" w:eastAsia="Times New Roman" w:hAnsi="Arial" w:cs="Arial"/>
+                <w:color w:val="1F1F1F"/>
+                <w:szCs w:val="21"/>
+                <w:lang w:val="en-IN" w:eastAsia="en-IN"/>
+              </w:rPr>
+              <w:t>Low Priority</w:t>
+            </w:r>
+          </w:p>
+        </w:tc>
+        <w:tc>
+          <w:tcPr>
+            <w:tcW w:w="0" w:type="auto"/>
+            <w:hideMark/>
+          </w:tcPr>
+          <w:p>
+            <w:pPr>
+              <w:jc w:val="right"/>
+              <w:cnfStyle w:val="000000100000" w:firstRow="0" w:lastRow="0" w:firstColumn="0" w:lastColumn="0" w:oddVBand="0" w:evenVBand="0" w:oddHBand="1" w:evenHBand="0" w:firstRowFirstColumn="0" w:firstRowLastColumn="0" w:lastRowFirstColumn="0" w:lastRowLastColumn="0"/>
+              <w:rPr>
+                <w:rFonts w:ascii="Arial" w:eastAsia="Times New Roman" w:hAnsi="Arial" w:cs="Arial"/>
+                <w:color w:val="1F1F1F"/>
+                <w:szCs w:val="21"/>
+                <w:lang w:val="en-IN" w:eastAsia="en-IN"/>
+              </w:rPr>
+            </w:pPr>
+            <w:r>
+              <w:rPr>
+                <w:rFonts w:ascii="Arial" w:eastAsia="Times New Roman" w:hAnsi="Arial" w:cs="Arial"/>
+                <w:color w:val="1F1F1F"/>
+                <w:szCs w:val="21"/>
+                <w:lang w:val="en-IN" w:eastAsia="en-IN"/>
+              </w:rPr>
+              <w:t>575</w:t>
+            </w:r>
+          </w:p>
+        </w:tc>
+      </w:tr>
+      <w:tr>
+        <w:tc>
+          <w:tcPr>
+            <w:cnfStyle w:val="001000000000" w:firstRow="0" w:lastRow="0" w:firstColumn="1" w:lastColumn="0" w:oddVBand="0" w:evenVBand="0" w:oddHBand="0" w:evenHBand="0" w:firstRowFirstColumn="0" w:firstRowLastColumn="0" w:lastRowFirstColumn="0" w:lastRowLastColumn="0"/>
+            <w:tcW w:w="0" w:type="auto"/>
+            <w:hideMark/>
+          </w:tcPr>
+          <w:p>
+            <w:pPr>
+              <w:jc w:val="right"/>
+              <w:rPr>
+                <w:rFonts w:ascii="Arial" w:eastAsia="Times New Roman" w:hAnsi="Arial" w:cs="Arial"/>
+                <w:color w:val="1F1F1F"/>
+                <w:szCs w:val="21"/>
+                <w:lang w:val="en-IN" w:eastAsia="en-IN"/>
+              </w:rPr>
+            </w:pPr>
+            <w:r>
+              <w:rPr>
+                <w:rFonts w:ascii="Arial" w:eastAsia="Times New Roman" w:hAnsi="Arial" w:cs="Arial"/>
+                <w:color w:val="1F1F1F"/>
+                <w:szCs w:val="21"/>
+                <w:lang w:val="en-IN" w:eastAsia="en-IN"/>
+              </w:rPr>
+              <w:t>Selective Opportunity</w:t>
+            </w:r>
+          </w:p>
+        </w:tc>
+        <w:tc>
+          <w:tcPr>
+            <w:tcW w:w="0" w:type="auto"/>
+            <w:hideMark/>
+          </w:tcPr>
+          <w:p>
+            <w:pPr>
+              <w:jc w:val="right"/>
+              <w:cnfStyle w:val="000000000000" w:firstRow="0" w:lastRow="0" w:firstColumn="0" w:lastColumn="0" w:oddVBand="0" w:evenVBand="0" w:oddHBand="0" w:evenHBand="0" w:firstRowFirstColumn="0" w:firstRowLastColumn="0" w:lastRowFirstColumn="0" w:lastRowLastColumn="0"/>
+              <w:rPr>
+                <w:rFonts w:ascii="Arial" w:eastAsia="Times New Roman" w:hAnsi="Arial" w:cs="Arial"/>
+                <w:color w:val="1F1F1F"/>
+                <w:szCs w:val="21"/>
+                <w:lang w:val="en-IN" w:eastAsia="en-IN"/>
+              </w:rPr>
+            </w:pPr>
+            <w:r>
+              <w:rPr>
+                <w:rFonts w:ascii="Arial" w:eastAsia="Times New Roman" w:hAnsi="Arial" w:cs="Arial"/>
+                <w:color w:val="1F1F1F"/>
+                <w:szCs w:val="21"/>
+                <w:lang w:val="en-IN" w:eastAsia="en-IN"/>
+              </w:rPr>
+              <w:t>247</w:t>
+            </w:r>
+          </w:p>
+        </w:tc>
+      </w:tr>
+      <w:tr>
+        <w:trPr>
+          <w:cnfStyle w:val="000000100000" w:firstRow="0" w:lastRow="0" w:firstColumn="0" w:lastColumn="0" w:oddVBand="0" w:evenVBand="0" w:oddHBand="1" w:evenHBand="0" w:firstRowFirstColumn="0" w:firstRowLastColumn="0" w:lastRowFirstColumn="0" w:lastRowLastColumn="0"/>
+        </w:trPr>
+        <w:tc>
+          <w:tcPr>
+            <w:cnfStyle w:val="001000000000" w:firstRow="0" w:lastRow="0" w:firstColumn="1" w:lastColumn="0" w:oddVBand="0" w:evenVBand="0" w:oddHBand="0" w:evenHBand="0" w:firstRowFirstColumn="0" w:firstRowLastColumn="0" w:lastRowFirstColumn="0" w:lastRowLastColumn="0"/>
+            <w:tcW w:w="0" w:type="auto"/>
+            <w:hideMark/>
+          </w:tcPr>
+          <w:p>
+            <w:pPr>
+              <w:jc w:val="right"/>
+              <w:rPr>
+                <w:rFonts w:ascii="Arial" w:eastAsia="Times New Roman" w:hAnsi="Arial" w:cs="Arial"/>
+                <w:color w:val="1F1F1F"/>
+                <w:szCs w:val="21"/>
+                <w:lang w:val="en-IN" w:eastAsia="en-IN"/>
+              </w:rPr>
+            </w:pPr>
+            <w:r>
+              <w:rPr>
+                <w:rFonts w:ascii="Arial" w:eastAsia="Times New Roman" w:hAnsi="Arial" w:cs="Arial"/>
+                <w:color w:val="1F1F1F"/>
+                <w:szCs w:val="21"/>
+                <w:lang w:val="en-IN" w:eastAsia="en-IN"/>
+              </w:rPr>
+              <w:t>High Opportunity - High Risk</w:t>
+            </w:r>
+          </w:p>
+        </w:tc>
+        <w:tc>
+          <w:tcPr>
+            <w:tcW w:w="0" w:type="auto"/>
+            <w:hideMark/>
+          </w:tcPr>
+          <w:p>
+            <w:pPr>
+              <w:jc w:val="right"/>
+              <w:cnfStyle w:val="000000100000" w:firstRow="0" w:lastRow="0" w:firstColumn="0" w:lastColumn="0" w:oddVBand="0" w:evenVBand="0" w:oddHBand="1" w:evenHBand="0" w:firstRowFirstColumn="0" w:firstRowLastColumn="0" w:lastRowFirstColumn="0" w:lastRowLastColumn="0"/>
+              <w:rPr>
+                <w:rFonts w:ascii="Arial" w:eastAsia="Times New Roman" w:hAnsi="Arial" w:cs="Arial"/>
+                <w:color w:val="1F1F1F"/>
+                <w:szCs w:val="21"/>
+                <w:lang w:val="en-IN" w:eastAsia="en-IN"/>
+              </w:rPr>
+            </w:pPr>
+            <w:r>
+              <w:rPr>
+                <w:rFonts w:ascii="Arial" w:eastAsia="Times New Roman" w:hAnsi="Arial" w:cs="Arial"/>
+                <w:color w:val="1F1F1F"/>
+                <w:szCs w:val="21"/>
+                <w:lang w:val="en-IN" w:eastAsia="en-IN"/>
+              </w:rPr>
+              <w:t>27</w:t>
+            </w:r>
+          </w:p>
+        </w:tc>
+      </w:tr>
+      <w:tr>
+        <w:tc>
+          <w:tcPr>
+            <w:cnfStyle w:val="001000000000" w:firstRow="0" w:lastRow="0" w:firstColumn="1" w:lastColumn="0" w:oddVBand="0" w:evenVBand="0" w:oddHBand="0" w:evenHBand="0" w:firstRowFirstColumn="0" w:firstRowLastColumn="0" w:lastRowFirstColumn="0" w:lastRowLastColumn="0"/>
+            <w:tcW w:w="0" w:type="auto"/>
+            <w:hideMark/>
+          </w:tcPr>
+          <w:p>
+            <w:pPr>
+              <w:jc w:val="right"/>
+              <w:rPr>
+                <w:rFonts w:ascii="Arial" w:eastAsia="Times New Roman" w:hAnsi="Arial" w:cs="Arial"/>
+                <w:color w:val="1F1F1F"/>
+                <w:szCs w:val="21"/>
+                <w:lang w:val="en-IN" w:eastAsia="en-IN"/>
+              </w:rPr>
+            </w:pPr>
+            <w:r>
+              <w:rPr>
+                <w:rFonts w:ascii="Arial" w:eastAsia="Times New Roman" w:hAnsi="Arial" w:cs="Arial"/>
+                <w:color w:val="1F1F1F"/>
+                <w:szCs w:val="21"/>
+                <w:lang w:val="en-IN" w:eastAsia="en-IN"/>
+              </w:rPr>
+              <w:t>Growth Opportunity</w:t>
+            </w:r>
+          </w:p>
+        </w:tc>
+        <w:tc>
+          <w:tcPr>
+            <w:tcW w:w="0" w:type="auto"/>
+            <w:hideMark/>
+          </w:tcPr>
+          <w:p>
+            <w:pPr>
+              <w:jc w:val="right"/>
+              <w:cnfStyle w:val="000000000000" w:firstRow="0" w:lastRow="0" w:firstColumn="0" w:lastColumn="0" w:oddVBand="0" w:evenVBand="0" w:oddHBand="0" w:evenHBand="0" w:firstRowFirstColumn="0" w:firstRowLastColumn="0" w:lastRowFirstColumn="0" w:lastRowLastColumn="0"/>
+              <w:rPr>
+                <w:rFonts w:ascii="Arial" w:eastAsia="Times New Roman" w:hAnsi="Arial" w:cs="Arial"/>
+                <w:color w:val="1F1F1F"/>
+                <w:szCs w:val="21"/>
+                <w:lang w:val="en-IN" w:eastAsia="en-IN"/>
+              </w:rPr>
+            </w:pPr>
+            <w:r>
+              <w:rPr>
+                <w:rFonts w:ascii="Arial" w:eastAsia="Times New Roman" w:hAnsi="Arial" w:cs="Arial"/>
+                <w:color w:val="1F1F1F"/>
+                <w:szCs w:val="21"/>
+                <w:lang w:val="en-IN" w:eastAsia="en-IN"/>
+              </w:rPr>
+              <w:t>1</w:t>
+            </w:r>
+          </w:p>
+        </w:tc>
+      </w:tr>
+    </w:tbl>
+    <w:p>
+      <w:pPr>
+        <w:rPr>
+          <w:lang w:val="en-IN"/>
+        </w:rPr>
+      </w:pPr>
+    </w:p>
+    <w:p>
+      <w:pPr>
+        <w:pStyle w:val="Heading2"/>
+        <w:rPr>
+          <w:lang w:val="en-IN"/>
+        </w:rPr>
+      </w:pPr>
+      <w:r>
+        <w:rPr>
+          <w:lang w:val="en-IN"/>
+        </w:rPr>
+        <w:t>Framing ML Problem:</w:t>
+      </w:r>
+    </w:p>
+    <w:p>
+      <w:pPr>
+        <w:rPr>
+          <w:lang w:val="en-IN"/>
+        </w:rPr>
+      </w:pPr>
+      <w:r>
+        <w:rPr>
+          <w:lang w:val="en-IN"/>
+        </w:rPr>
+        <w:t xml:space="preserve">Frame the next phase as a </w:t>
+      </w:r>
+      <w:r>
+        <w:rPr>
+          <w:b/>
+          <w:bCs/>
+          <w:lang w:val="en-IN"/>
+        </w:rPr>
+        <w:t>binary classification problem</w:t>
+      </w:r>
+      <w:r>
+        <w:rPr>
+          <w:lang w:val="en-IN"/>
+        </w:rPr>
+        <w:t xml:space="preserve"> to predict the likelihood of a customer making a purchase.</w:t>
+      </w:r>
+    </w:p>
+    <w:p>
+      <w:pPr>
+        <w:rPr>
+          <w:lang w:val="en-IN"/>
+        </w:rPr>
+      </w:pPr>
+      <w:r>
+        <w:rPr>
+          <w:lang w:val="en-IN"/>
+        </w:rPr>
+        <w:t xml:space="preserve">The model will use all customer features and metrics available </w:t>
+      </w:r>
+      <w:r>
+        <w:rPr>
+          <w:b/>
+          <w:bCs/>
+          <w:lang w:val="en-IN"/>
+        </w:rPr>
+        <w:t>up to 3 months before the latest date in the dataset</w:t>
+      </w:r>
+      <w:r>
+        <w:rPr>
+          <w:lang w:val="en-IN"/>
+        </w:rPr>
+        <w:t xml:space="preserve"> as predictors. The subsequent 3-month period will be used to define the purchase outcome.</w:t>
+      </w:r>
+    </w:p>
+    <w:p>
+      <w:pPr>
+        <w:rPr>
+          <w:lang w:val="en-IN"/>
+        </w:rPr>
+      </w:pPr>
+      <w:r>
+        <w:rPr>
+          <w:lang w:val="en-IN"/>
+        </w:rPr>
+        <w:t xml:space="preserve">A customer can be classified as </w:t>
+      </w:r>
+      <w:r>
+        <w:rPr>
+          <w:b/>
+          <w:bCs/>
+          <w:lang w:val="en-IN"/>
+        </w:rPr>
+        <w:t>Purchase = Yes</w:t>
+      </w:r>
+      <w:r>
+        <w:rPr>
+          <w:lang w:val="en-IN"/>
+        </w:rPr>
+        <w:t xml:space="preserve"> if their revenue during the prediction window exceeds a predefined threshold; otherwise, </w:t>
+      </w:r>
+      <w:r>
+        <w:rPr>
+          <w:b/>
+          <w:bCs/>
+          <w:lang w:val="en-IN"/>
+        </w:rPr>
+        <w:t>Purchase = No</w:t>
+      </w:r>
+      <w:r>
+        <w:rPr>
+          <w:lang w:val="en-IN"/>
+        </w:rPr>
+        <w:t>.</w:t>
+      </w:r>
+    </w:p>
+    <w:p>
+      <w:pPr>
+        <w:rPr>
+          <w:b/>
+          <w:lang w:val="en-IN"/>
+        </w:rPr>
+      </w:pPr>
+      <w:r>
+        <w:rPr>
+          <w:b/>
+          <w:lang w:val="en-IN"/>
+        </w:rPr>
+        <w:t>Sample Dataset view:</w:t>
+      </w:r>
+    </w:p>
+    <w:tbl>
+      <w:tblPr>
+        <w:tblStyle w:val="LightShading-Accent6"/>
+        <w:tblW w:w="0" w:type="auto"/>
+        <w:tblLook w:val="04A0" w:firstRow="1" w:lastRow="0" w:firstColumn="1" w:lastColumn="0" w:noHBand="0" w:noVBand="1"/>
+      </w:tblPr>
+      <w:tblGrid>
+        <w:gridCol w:w="1523"/>
+        <w:gridCol w:w="1450"/>
+        <w:gridCol w:w="1261"/>
+        <w:gridCol w:w="1304"/>
+        <w:gridCol w:w="1589"/>
+        <w:gridCol w:w="1315"/>
+        <w:gridCol w:w="1710"/>
+      </w:tblGrid>
+      <w:tr>
+        <w:trPr>
+          <w:cnfStyle w:val="100000000000" w:firstRow="1" w:lastRow="0" w:firstColumn="0" w:lastColumn="0" w:oddVBand="0" w:evenVBand="0" w:oddHBand="0" w:evenHBand="0" w:firstRowFirstColumn="0" w:firstRowLastColumn="0" w:lastRowFirstColumn="0" w:lastRowLastColumn="0"/>
+        </w:trPr>
+        <w:tc>
+          <w:tcPr>
+            <w:cnfStyle w:val="001000000000" w:firstRow="0" w:lastRow="0" w:firstColumn="1" w:lastColumn="0" w:oddVBand="0" w:evenVBand="0" w:oddHBand="0" w:evenHBand="0" w:firstRowFirstColumn="0" w:firstRowLastColumn="0" w:lastRowFirstColumn="0" w:lastRowLastColumn="0"/>
+            <w:tcW w:w="0" w:type="auto"/>
+            <w:hideMark/>
+          </w:tcPr>
+          <w:p>
+            <w:pPr>
+              <w:spacing w:after="200" w:line="276" w:lineRule="auto"/>
+              <w:rPr>
+                <w:lang w:val="en-IN"/>
+              </w:rPr>
+            </w:pPr>
+            <w:proofErr w:type="spellStart"/>
+            <w:r>
+              <w:rPr>
+                <w:lang w:val="en-IN"/>
+              </w:rPr>
+              <w:t>Customer_ID</w:t>
+            </w:r>
+            <w:proofErr w:type="spellEnd"/>
+          </w:p>
+        </w:tc>
+        <w:tc>
+          <w:tcPr>
+            <w:tcW w:w="0" w:type="auto"/>
+            <w:hideMark/>
+          </w:tcPr>
+          <w:p>
+            <w:pPr>
+              <w:spacing w:after="200" w:line="276" w:lineRule="auto"/>
+              <w:cnfStyle w:val="100000000000" w:firstRow="1" w:lastRow="0" w:firstColumn="0" w:lastColumn="0" w:oddVBand="0" w:evenVBand="0" w:oddHBand="0" w:evenHBand="0" w:firstRowFirstColumn="0" w:firstRowLastColumn="0" w:lastRowFirstColumn="0" w:lastRowLastColumn="0"/>
+              <w:rPr>
+                <w:lang w:val="en-IN"/>
+              </w:rPr>
+            </w:pPr>
+            <w:r>
+              <w:rPr>
+                <w:lang w:val="en-IN"/>
+              </w:rPr>
+              <w:t>Historical Features (≤ T-3M)</w:t>
+            </w:r>
+          </w:p>
+        </w:tc>
+        <w:tc>
+          <w:tcPr>
+            <w:tcW w:w="0" w:type="auto"/>
+            <w:hideMark/>
+          </w:tcPr>
+          <w:p>
+            <w:pPr>
+              <w:spacing w:after="200" w:line="276" w:lineRule="auto"/>
+              <w:cnfStyle w:val="100000000000" w:firstRow="1" w:lastRow="0" w:firstColumn="0" w:lastColumn="0" w:oddVBand="0" w:evenVBand="0" w:oddHBand="0" w:evenHBand="0" w:firstRowFirstColumn="0" w:firstRowLastColumn="0" w:lastRowFirstColumn="0" w:lastRowLastColumn="0"/>
+              <w:rPr>
+                <w:lang w:val="en-IN"/>
+              </w:rPr>
+            </w:pPr>
+            <w:r>
+              <w:rPr>
+                <w:lang w:val="en-IN"/>
+              </w:rPr>
+              <w:t>Recent Revenue Trend</w:t>
+            </w:r>
+          </w:p>
+        </w:tc>
+        <w:tc>
+          <w:tcPr>
+            <w:tcW w:w="0" w:type="auto"/>
+            <w:hideMark/>
+          </w:tcPr>
+          <w:p>
+            <w:pPr>
+              <w:spacing w:after="200" w:line="276" w:lineRule="auto"/>
+              <w:cnfStyle w:val="100000000000" w:firstRow="1" w:lastRow="0" w:firstColumn="0" w:lastColumn="0" w:oddVBand="0" w:evenVBand="0" w:oddHBand="0" w:evenHBand="0" w:firstRowFirstColumn="0" w:firstRowLastColumn="0" w:lastRowFirstColumn="0" w:lastRowLastColumn="0"/>
+              <w:rPr>
+                <w:lang w:val="en-IN"/>
+              </w:rPr>
+            </w:pPr>
+            <w:r>
+              <w:rPr>
+                <w:lang w:val="en-IN"/>
+              </w:rPr>
+              <w:t>Quotation Metrics</w:t>
+            </w:r>
+          </w:p>
+        </w:tc>
+        <w:tc>
+          <w:tcPr>
+            <w:tcW w:w="0" w:type="auto"/>
+            <w:hideMark/>
+          </w:tcPr>
+          <w:p>
+            <w:pPr>
+              <w:spacing w:after="200" w:line="276" w:lineRule="auto"/>
+              <w:cnfStyle w:val="100000000000" w:firstRow="1" w:lastRow="0" w:firstColumn="0" w:lastColumn="0" w:oddVBand="0" w:evenVBand="0" w:oddHBand="0" w:evenHBand="0" w:firstRowFirstColumn="0" w:firstRowLastColumn="0" w:lastRowFirstColumn="0" w:lastRowLastColumn="0"/>
+              <w:rPr>
+                <w:lang w:val="en-IN"/>
+              </w:rPr>
+            </w:pPr>
+            <w:r>
+              <w:rPr>
+                <w:lang w:val="en-IN"/>
+              </w:rPr>
+              <w:t>Risk / Opportunity Metrics</w:t>
+            </w:r>
+          </w:p>
+        </w:tc>
+        <w:tc>
+          <w:tcPr>
+            <w:tcW w:w="0" w:type="auto"/>
+            <w:hideMark/>
+          </w:tcPr>
+          <w:p>
+            <w:pPr>
+              <w:spacing w:after="200" w:line="276" w:lineRule="auto"/>
+              <w:cnfStyle w:val="100000000000" w:firstRow="1" w:lastRow="0" w:firstColumn="0" w:lastColumn="0" w:oddVBand="0" w:evenVBand="0" w:oddHBand="0" w:evenHBand="0" w:firstRowFirstColumn="0" w:firstRowLastColumn="0" w:lastRowFirstColumn="0" w:lastRowLastColumn="0"/>
+              <w:rPr>
+                <w:lang w:val="en-IN"/>
+              </w:rPr>
+            </w:pPr>
+            <w:r>
+              <w:rPr>
+                <w:lang w:val="en-IN"/>
+              </w:rPr>
+              <w:t>Future Revenue (T-3M to T)</w:t>
+            </w:r>
+          </w:p>
+        </w:tc>
+        <w:tc>
+          <w:tcPr>
+            <w:tcW w:w="0" w:type="auto"/>
+            <w:hideMark/>
+          </w:tcPr>
+          <w:p>
+            <w:pPr>
+              <w:spacing w:after="200" w:line="276" w:lineRule="auto"/>
+              <w:cnfStyle w:val="100000000000" w:firstRow="1" w:lastRow="0" w:firstColumn="0" w:lastColumn="0" w:oddVBand="0" w:evenVBand="0" w:oddHBand="0" w:evenHBand="0" w:firstRowFirstColumn="0" w:firstRowLastColumn="0" w:lastRowFirstColumn="0" w:lastRowLastColumn="0"/>
+              <w:rPr>
+                <w:lang w:val="en-IN"/>
+              </w:rPr>
+            </w:pPr>
+            <w:proofErr w:type="spellStart"/>
+            <w:r>
+              <w:rPr>
+                <w:lang w:val="en-IN"/>
+              </w:rPr>
+              <w:t>Purchase_Flag</w:t>
+            </w:r>
+            <w:proofErr w:type="spellEnd"/>
+          </w:p>
+        </w:tc>
+      </w:tr>
+      <w:tr>
+        <w:trPr>
+          <w:cnfStyle w:val="000000100000" w:firstRow="0" w:lastRow="0" w:firstColumn="0" w:lastColumn="0" w:oddVBand="0" w:evenVBand="0" w:oddHBand="1" w:evenHBand="0" w:firstRowFirstColumn="0" w:firstRowLastColumn="0" w:lastRowFirstColumn="0" w:lastRowLastColumn="0"/>
+        </w:trPr>
+        <w:tc>
+          <w:tcPr>
+            <w:cnfStyle w:val="001000000000" w:firstRow="0" w:lastRow="0" w:firstColumn="1" w:lastColumn="0" w:oddVBand="0" w:evenVBand="0" w:oddHBand="0" w:evenHBand="0" w:firstRowFirstColumn="0" w:firstRowLastColumn="0" w:lastRowFirstColumn="0" w:lastRowLastColumn="0"/>
+            <w:tcW w:w="0" w:type="auto"/>
+            <w:hideMark/>
+          </w:tcPr>
+          <w:p>
+            <w:pPr>
+              <w:spacing w:after="200" w:line="276" w:lineRule="auto"/>
+              <w:rPr>
+                <w:lang w:val="en-IN"/>
+              </w:rPr>
+            </w:pPr>
+            <w:r>
+              <w:rPr>
+                <w:lang w:val="en-IN"/>
+              </w:rPr>
+              <w:t>C001</w:t>
+            </w:r>
+          </w:p>
+        </w:tc>
+        <w:tc>
+          <w:tcPr>
+            <w:tcW w:w="0" w:type="auto"/>
+            <w:hideMark/>
+          </w:tcPr>
+          <w:p>
+            <w:pPr>
+              <w:spacing w:after="200" w:line="276" w:lineRule="auto"/>
+              <w:cnfStyle w:val="000000100000" w:firstRow="0" w:lastRow="0" w:firstColumn="0" w:lastColumn="0" w:oddVBand="0" w:evenVBand="0" w:oddHBand="1" w:evenHBand="0" w:firstRowFirstColumn="0" w:firstRowLastColumn="0" w:lastRowFirstColumn="0" w:lastRowLastColumn="0"/>
+              <w:rPr>
+                <w:lang w:val="en-IN"/>
+              </w:rPr>
+            </w:pPr>
+            <w:r>
+              <w:rPr>
+                <w:lang w:val="en-IN"/>
+              </w:rPr>
+              <w:t>Customer attributes, tenure, region</w:t>
+            </w:r>
+          </w:p>
+        </w:tc>
+        <w:tc>
+          <w:tcPr>
+            <w:tcW w:w="0" w:type="auto"/>
+            <w:hideMark/>
+          </w:tcPr>
+          <w:p>
+            <w:pPr>
+              <w:spacing w:after="200" w:line="276" w:lineRule="auto"/>
+              <w:cnfStyle w:val="000000100000" w:firstRow="0" w:lastRow="0" w:firstColumn="0" w:lastColumn="0" w:oddVBand="0" w:evenVBand="0" w:oddHBand="1" w:evenHBand="0" w:firstRowFirstColumn="0" w:firstRowLastColumn="0" w:lastRowFirstColumn="0" w:lastRowLastColumn="0"/>
+              <w:rPr>
+                <w:lang w:val="en-IN"/>
+              </w:rPr>
+            </w:pPr>
+            <w:r>
+              <w:rPr>
+                <w:lang w:val="en-IN"/>
+              </w:rPr>
+              <w:t>Growing</w:t>
+            </w:r>
+          </w:p>
+        </w:tc>
+        <w:tc>
+          <w:tcPr>
+            <w:tcW w:w="0" w:type="auto"/>
+            <w:hideMark/>
+          </w:tcPr>
+          <w:p>
+            <w:pPr>
+              <w:spacing w:after="200" w:line="276" w:lineRule="auto"/>
+              <w:cnfStyle w:val="000000100000" w:firstRow="0" w:lastRow="0" w:firstColumn="0" w:lastColumn="0" w:oddVBand="0" w:evenVBand="0" w:oddHBand="1" w:evenHBand="0" w:firstRowFirstColumn="0" w:firstRowLastColumn="0" w:lastRowFirstColumn="0" w:lastRowLastColumn="0"/>
+              <w:rPr>
+                <w:lang w:val="en-IN"/>
+              </w:rPr>
+            </w:pPr>
+            <w:r>
+              <w:rPr>
+                <w:lang w:val="en-IN"/>
+              </w:rPr>
+              <w:t>High Win Ratio</w:t>
+            </w:r>
+          </w:p>
+        </w:tc>
+        <w:tc>
+          <w:tcPr>
+            <w:tcW w:w="0" w:type="auto"/>
+            <w:hideMark/>
+          </w:tcPr>
+          <w:p>
+            <w:pPr>
+              <w:spacing w:after="200" w:line="276" w:lineRule="auto"/>
+              <w:cnfStyle w:val="000000100000" w:firstRow="0" w:lastRow="0" w:firstColumn="0" w:lastColumn="0" w:oddVBand="0" w:evenVBand="0" w:oddHBand="1" w:evenHBand="0" w:firstRowFirstColumn="0" w:firstRowLastColumn="0" w:lastRowFirstColumn="0" w:lastRowLastColumn="0"/>
+              <w:rPr>
+                <w:lang w:val="en-IN"/>
+              </w:rPr>
+            </w:pPr>
+            <w:r>
+              <w:rPr>
+                <w:lang w:val="en-IN"/>
+              </w:rPr>
+              <w:t>Low Risk</w:t>
+            </w:r>
+          </w:p>
+        </w:tc>
+        <w:tc>
+          <w:tcPr>
+            <w:tcW w:w="0" w:type="auto"/>
+            <w:hideMark/>
+          </w:tcPr>
+          <w:p>
+            <w:pPr>
+              <w:spacing w:after="200" w:line="276" w:lineRule="auto"/>
+              <w:cnfStyle w:val="000000100000" w:firstRow="0" w:lastRow="0" w:firstColumn="0" w:lastColumn="0" w:oddVBand="0" w:evenVBand="0" w:oddHBand="1" w:evenHBand="0" w:firstRowFirstColumn="0" w:firstRowLastColumn="0" w:lastRowFirstColumn="0" w:lastRowLastColumn="0"/>
+              <w:rPr>
+                <w:lang w:val="en-IN"/>
+              </w:rPr>
+            </w:pPr>
+            <w:r>
+              <w:rPr>
+                <w:lang w:val="en-IN"/>
+              </w:rPr>
+              <w:t>₹250K</w:t>
+            </w:r>
+          </w:p>
+        </w:tc>
+        <w:tc>
+          <w:tcPr>
+            <w:tcW w:w="0" w:type="auto"/>
+            <w:hideMark/>
+          </w:tcPr>
+          <w:p>
+            <w:pPr>
+              <w:spacing w:after="200" w:line="276" w:lineRule="auto"/>
+              <w:cnfStyle w:val="000000100000" w:firstRow="0" w:lastRow="0" w:firstColumn="0" w:lastColumn="0" w:oddVBand="0" w:evenVBand="0" w:oddHBand="1" w:evenHBand="0" w:firstRowFirstColumn="0" w:firstRowLastColumn="0" w:lastRowFirstColumn="0" w:lastRowLastColumn="0"/>
+              <w:rPr>
+                <w:lang w:val="en-IN"/>
+              </w:rPr>
+            </w:pPr>
+            <w:r>
+              <w:rPr>
+                <w:lang w:val="en-IN"/>
+              </w:rPr>
+              <w:t>Yes</w:t>
+            </w:r>
+          </w:p>
+        </w:tc>
+      </w:tr>
+      <w:tr>
+        <w:tc>
+          <w:tcPr>
+            <w:cnfStyle w:val="001000000000" w:firstRow="0" w:lastRow="0" w:firstColumn="1" w:lastColumn="0" w:oddVBand="0" w:evenVBand="0" w:oddHBand="0" w:evenHBand="0" w:firstRowFirstColumn="0" w:firstRowLastColumn="0" w:lastRowFirstColumn="0" w:lastRowLastColumn="0"/>
+            <w:tcW w:w="0" w:type="auto"/>
+            <w:hideMark/>
+          </w:tcPr>
+          <w:p>
+            <w:pPr>
+              <w:spacing w:after="200" w:line="276" w:lineRule="auto"/>
+              <w:rPr>
+                <w:lang w:val="en-IN"/>
+              </w:rPr>
+            </w:pPr>
+            <w:r>
+              <w:rPr>
+                <w:lang w:val="en-IN"/>
+              </w:rPr>
+              <w:lastRenderedPageBreak/>
+              <w:t>C002</w:t>
+            </w:r>
+          </w:p>
+        </w:tc>
+        <w:tc>
+          <w:tcPr>
+            <w:tcW w:w="0" w:type="auto"/>
+            <w:hideMark/>
+          </w:tcPr>
+          <w:p>
+            <w:pPr>
+              <w:spacing w:after="200" w:line="276" w:lineRule="auto"/>
+              <w:cnfStyle w:val="000000000000" w:firstRow="0" w:lastRow="0" w:firstColumn="0" w:lastColumn="0" w:oddVBand="0" w:evenVBand="0" w:oddHBand="0" w:evenHBand="0" w:firstRowFirstColumn="0" w:firstRowLastColumn="0" w:lastRowFirstColumn="0" w:lastRowLastColumn="0"/>
+              <w:rPr>
+                <w:lang w:val="en-IN"/>
+              </w:rPr>
+            </w:pPr>
+            <w:r>
+              <w:rPr>
+                <w:lang w:val="en-IN"/>
+              </w:rPr>
+              <w:t>Customer attributes, tenure, region</w:t>
+            </w:r>
+          </w:p>
+        </w:tc>
+        <w:tc>
+          <w:tcPr>
+            <w:tcW w:w="0" w:type="auto"/>
+            <w:hideMark/>
+          </w:tcPr>
+          <w:p>
+            <w:pPr>
+              <w:spacing w:after="200" w:line="276" w:lineRule="auto"/>
+              <w:cnfStyle w:val="000000000000" w:firstRow="0" w:lastRow="0" w:firstColumn="0" w:lastColumn="0" w:oddVBand="0" w:evenVBand="0" w:oddHBand="0" w:evenHBand="0" w:firstRowFirstColumn="0" w:firstRowLastColumn="0" w:lastRowFirstColumn="0" w:lastRowLastColumn="0"/>
+              <w:rPr>
+                <w:lang w:val="en-IN"/>
+              </w:rPr>
+            </w:pPr>
+            <w:r>
+              <w:rPr>
+                <w:lang w:val="en-IN"/>
+              </w:rPr>
+              <w:t>Declining</w:t>
+            </w:r>
+          </w:p>
+        </w:tc>
+        <w:tc>
+          <w:tcPr>
+            <w:tcW w:w="0" w:type="auto"/>
+            <w:hideMark/>
+          </w:tcPr>
+          <w:p>
+            <w:pPr>
+              <w:spacing w:after="200" w:line="276" w:lineRule="auto"/>
+              <w:cnfStyle w:val="000000000000" w:firstRow="0" w:lastRow="0" w:firstColumn="0" w:lastColumn="0" w:oddVBand="0" w:evenVBand="0" w:oddHBand="0" w:evenHBand="0" w:firstRowFirstColumn="0" w:firstRowLastColumn="0" w:lastRowFirstColumn="0" w:lastRowLastColumn="0"/>
+              <w:rPr>
+                <w:lang w:val="en-IN"/>
+              </w:rPr>
+            </w:pPr>
+            <w:r>
+              <w:rPr>
+                <w:lang w:val="en-IN"/>
+              </w:rPr>
+              <w:t>Low Win Ratio</w:t>
+            </w:r>
+          </w:p>
+        </w:tc>
+        <w:tc>
+          <w:tcPr>
+            <w:tcW w:w="0" w:type="auto"/>
+            <w:hideMark/>
+          </w:tcPr>
+          <w:p>
+            <w:pPr>
+              <w:spacing w:after="200" w:line="276" w:lineRule="auto"/>
+              <w:cnfStyle w:val="000000000000" w:firstRow="0" w:lastRow="0" w:firstColumn="0" w:lastColumn="0" w:oddVBand="0" w:evenVBand="0" w:oddHBand="0" w:evenHBand="0" w:firstRowFirstColumn="0" w:firstRowLastColumn="0" w:lastRowFirstColumn="0" w:lastRowLastColumn="0"/>
+              <w:rPr>
+                <w:lang w:val="en-IN"/>
+              </w:rPr>
+            </w:pPr>
+            <w:r>
+              <w:rPr>
+                <w:lang w:val="en-IN"/>
+              </w:rPr>
+              <w:t>High Risk</w:t>
+            </w:r>
+          </w:p>
+        </w:tc>
+        <w:tc>
+          <w:tcPr>
+            <w:tcW w:w="0" w:type="auto"/>
+            <w:hideMark/>
+          </w:tcPr>
+          <w:p>
+            <w:pPr>
+              <w:spacing w:after="200" w:line="276" w:lineRule="auto"/>
+              <w:cnfStyle w:val="000000000000" w:firstRow="0" w:lastRow="0" w:firstColumn="0" w:lastColumn="0" w:oddVBand="0" w:evenVBand="0" w:oddHBand="0" w:evenHBand="0" w:firstRowFirstColumn="0" w:firstRowLastColumn="0" w:lastRowFirstColumn="0" w:lastRowLastColumn="0"/>
+              <w:rPr>
+                <w:lang w:val="en-IN"/>
+              </w:rPr>
+            </w:pPr>
+            <w:r>
+              <w:rPr>
+                <w:lang w:val="en-IN"/>
+              </w:rPr>
+              <w:t>₹15K</w:t>
+            </w:r>
+          </w:p>
+        </w:tc>
+        <w:tc>
+          <w:tcPr>
+            <w:tcW w:w="0" w:type="auto"/>
+            <w:hideMark/>
+          </w:tcPr>
+          <w:p>
+            <w:pPr>
+              <w:spacing w:after="200" w:line="276" w:lineRule="auto"/>
+              <w:cnfStyle w:val="000000000000" w:firstRow="0" w:lastRow="0" w:firstColumn="0" w:lastColumn="0" w:oddVBand="0" w:evenVBand="0" w:oddHBand="0" w:evenHBand="0" w:firstRowFirstColumn="0" w:firstRowLastColumn="0" w:lastRowFirstColumn="0" w:lastRowLastColumn="0"/>
+              <w:rPr>
+                <w:lang w:val="en-IN"/>
+              </w:rPr>
+            </w:pPr>
+            <w:r>
+              <w:rPr>
+                <w:lang w:val="en-IN"/>
+              </w:rPr>
+              <w:t>No</w:t>
+            </w:r>
+          </w:p>
+        </w:tc>
+      </w:tr>
+    </w:tbl>
+    <w:p>
+      <w:pPr>
+        <w:rPr>
+          <w:lang w:val="en-IN"/>
+        </w:rPr>
+      </w:pPr>
+      <w:bookmarkStart w:id="0" w:name="_GoBack"/>
+      <w:bookmarkEnd w:id="0"/>
+    </w:p>
+    <w:p>
+      <w:pPr>
+        <w:pStyle w:val="Heading1"/>
+      </w:pPr>
+      <w:r>
+        <w:t>6</w:t>
+      </w:r>
+      <w:r>
+        <w:t xml:space="preserve">. </w:t>
       </w:r>
       <w:r>
         <w:t>Next Steps on the Roadmap</w:t>
@@ -5094,11 +7150,7 @@
         <w:t>cific whitespace opportunities</w:t>
       </w:r>
       <w:r>
-        <w:t xml:space="preserve">, such as products commonly purchased by similar customers but not yet </w:t>
-      </w:r>
-      <w:r>
-        <w:lastRenderedPageBreak/>
-        <w:t>purchased by the target c</w:t>
+        <w:t>, such as products commonly purchased by similar customers but not yet purchased by the target c</w:t>
       </w:r>
       <w:r>
         <w:t xml:space="preserve">ustomer, as well as potential </w:t>
@@ -6346,6 +8398,119 @@
     </w:lvl>
   </w:abstractNum>
   <w:abstractNum w:abstractNumId="16">
+    <w:nsid w:val="1ACD6047"/>
+    <w:multiLevelType w:val="hybridMultilevel"/>
+    <w:tmpl w:val="825A2E1A"/>
+    <w:lvl w:ilvl="0" w:tplc="40090001">
+      <w:start w:val="1"/>
+      <w:numFmt w:val="bullet"/>
+      <w:lvlText w:val=""/>
+      <w:lvlJc w:val="left"/>
+      <w:pPr>
+        <w:ind w:left="1080" w:hanging="360"/>
+      </w:pPr>
+      <w:rPr>
+        <w:rFonts w:ascii="Symbol" w:hAnsi="Symbol" w:hint="default"/>
+      </w:rPr>
+    </w:lvl>
+    <w:lvl w:ilvl="1" w:tplc="40090003" w:tentative="1">
+      <w:start w:val="1"/>
+      <w:numFmt w:val="bullet"/>
+      <w:lvlText w:val="o"/>
+      <w:lvlJc w:val="left"/>
+      <w:pPr>
+        <w:ind w:left="1800" w:hanging="360"/>
+      </w:pPr>
+      <w:rPr>
+        <w:rFonts w:ascii="Courier New" w:hAnsi="Courier New" w:cs="Courier New" w:hint="default"/>
+      </w:rPr>
+    </w:lvl>
+    <w:lvl w:ilvl="2" w:tplc="40090005" w:tentative="1">
+      <w:start w:val="1"/>
+      <w:numFmt w:val="bullet"/>
+      <w:lvlText w:val=""/>
+      <w:lvlJc w:val="left"/>
+      <w:pPr>
+        <w:ind w:left="2520" w:hanging="360"/>
+      </w:pPr>
+      <w:rPr>
+        <w:rFonts w:ascii="Wingdings" w:hAnsi="Wingdings" w:hint="default"/>
+      </w:rPr>
+    </w:lvl>
+    <w:lvl w:ilvl="3" w:tplc="40090001" w:tentative="1">
+      <w:start w:val="1"/>
+      <w:numFmt w:val="bullet"/>
+      <w:lvlText w:val=""/>
+      <w:lvlJc w:val="left"/>
+      <w:pPr>
+        <w:ind w:left="3240" w:hanging="360"/>
+      </w:pPr>
+      <w:rPr>
+        <w:rFonts w:ascii="Symbol" w:hAnsi="Symbol" w:hint="default"/>
+      </w:rPr>
+    </w:lvl>
+    <w:lvl w:ilvl="4" w:tplc="40090003" w:tentative="1">
+      <w:start w:val="1"/>
+      <w:numFmt w:val="bullet"/>
+      <w:lvlText w:val="o"/>
+      <w:lvlJc w:val="left"/>
+      <w:pPr>
+        <w:ind w:left="3960" w:hanging="360"/>
+      </w:pPr>
+      <w:rPr>
+        <w:rFonts w:ascii="Courier New" w:hAnsi="Courier New" w:cs="Courier New" w:hint="default"/>
+      </w:rPr>
+    </w:lvl>
+    <w:lvl w:ilvl="5" w:tplc="40090005" w:tentative="1">
+      <w:start w:val="1"/>
+      <w:numFmt w:val="bullet"/>
+      <w:lvlText w:val=""/>
+      <w:lvlJc w:val="left"/>
+      <w:pPr>
+        <w:ind w:left="4680" w:hanging="360"/>
+      </w:pPr>
+      <w:rPr>
+        <w:rFonts w:ascii="Wingdings" w:hAnsi="Wingdings" w:hint="default"/>
+      </w:rPr>
+    </w:lvl>
+    <w:lvl w:ilvl="6" w:tplc="40090001" w:tentative="1">
+      <w:start w:val="1"/>
+      <w:numFmt w:val="bullet"/>
+      <w:lvlText w:val=""/>
+      <w:lvlJc w:val="left"/>
+      <w:pPr>
+        <w:ind w:left="5400" w:hanging="360"/>
+      </w:pPr>
+      <w:rPr>
+        <w:rFonts w:ascii="Symbol" w:hAnsi="Symbol" w:hint="default"/>
+      </w:rPr>
+    </w:lvl>
+    <w:lvl w:ilvl="7" w:tplc="40090003" w:tentative="1">
+      <w:start w:val="1"/>
+      <w:numFmt w:val="bullet"/>
+      <w:lvlText w:val="o"/>
+      <w:lvlJc w:val="left"/>
+      <w:pPr>
+        <w:ind w:left="6120" w:hanging="360"/>
+      </w:pPr>
+      <w:rPr>
+        <w:rFonts w:ascii="Courier New" w:hAnsi="Courier New" w:cs="Courier New" w:hint="default"/>
+      </w:rPr>
+    </w:lvl>
+    <w:lvl w:ilvl="8" w:tplc="40090005" w:tentative="1">
+      <w:start w:val="1"/>
+      <w:numFmt w:val="bullet"/>
+      <w:lvlText w:val=""/>
+      <w:lvlJc w:val="left"/>
+      <w:pPr>
+        <w:ind w:left="6840" w:hanging="360"/>
+      </w:pPr>
+      <w:rPr>
+        <w:rFonts w:ascii="Wingdings" w:hAnsi="Wingdings" w:hint="default"/>
+      </w:rPr>
+    </w:lvl>
+  </w:abstractNum>
+  <w:abstractNum w:abstractNumId="17">
     <w:nsid w:val="1EB35E5E"/>
     <w:multiLevelType w:val="hybridMultilevel"/>
     <w:tmpl w:val="22BAB0D2"/>
@@ -6458,7 +8623,7 @@
       </w:rPr>
     </w:lvl>
   </w:abstractNum>
-  <w:abstractNum w:abstractNumId="17">
+  <w:abstractNum w:abstractNumId="18">
     <w:nsid w:val="255A1ACA"/>
     <w:multiLevelType w:val="multilevel"/>
     <w:tmpl w:val="CB06587C"/>
@@ -6607,7 +8772,7 @@
       </w:rPr>
     </w:lvl>
   </w:abstractNum>
-  <w:abstractNum w:abstractNumId="18">
+  <w:abstractNum w:abstractNumId="19">
     <w:nsid w:val="2B727C81"/>
     <w:multiLevelType w:val="hybridMultilevel"/>
     <w:tmpl w:val="69BCED00"/>
@@ -6720,7 +8885,7 @@
       </w:rPr>
     </w:lvl>
   </w:abstractNum>
-  <w:abstractNum w:abstractNumId="19">
+  <w:abstractNum w:abstractNumId="20">
     <w:nsid w:val="2D0305B5"/>
     <w:multiLevelType w:val="hybridMultilevel"/>
     <w:tmpl w:val="39026898"/>
@@ -6833,7 +8998,7 @@
       </w:rPr>
     </w:lvl>
   </w:abstractNum>
-  <w:abstractNum w:abstractNumId="20">
+  <w:abstractNum w:abstractNumId="21">
     <w:nsid w:val="2F1B6248"/>
     <w:multiLevelType w:val="hybridMultilevel"/>
     <w:tmpl w:val="6EECD532"/>
@@ -6946,7 +9111,7 @@
       </w:rPr>
     </w:lvl>
   </w:abstractNum>
-  <w:abstractNum w:abstractNumId="21">
+  <w:abstractNum w:abstractNumId="22">
     <w:nsid w:val="328C5A0E"/>
     <w:multiLevelType w:val="hybridMultilevel"/>
     <w:tmpl w:val="40683536"/>
@@ -7059,7 +9224,7 @@
       </w:rPr>
     </w:lvl>
   </w:abstractNum>
-  <w:abstractNum w:abstractNumId="22">
+  <w:abstractNum w:abstractNumId="23">
     <w:nsid w:val="328C6677"/>
     <w:multiLevelType w:val="multilevel"/>
     <w:tmpl w:val="8610A5A8"/>
@@ -7208,7 +9373,7 @@
       </w:rPr>
     </w:lvl>
   </w:abstractNum>
-  <w:abstractNum w:abstractNumId="23">
+  <w:abstractNum w:abstractNumId="24">
     <w:nsid w:val="3A1C11EF"/>
     <w:multiLevelType w:val="hybridMultilevel"/>
     <w:tmpl w:val="4B8CA2B0"/>
@@ -7321,7 +9486,7 @@
       </w:rPr>
     </w:lvl>
   </w:abstractNum>
-  <w:abstractNum w:abstractNumId="24">
+  <w:abstractNum w:abstractNumId="25">
     <w:nsid w:val="41400383"/>
     <w:multiLevelType w:val="hybridMultilevel"/>
     <w:tmpl w:val="CCBE110E"/>
@@ -7434,7 +9599,7 @@
       </w:rPr>
     </w:lvl>
   </w:abstractNum>
-  <w:abstractNum w:abstractNumId="25">
+  <w:abstractNum w:abstractNumId="26">
     <w:nsid w:val="414F3858"/>
     <w:multiLevelType w:val="multilevel"/>
     <w:tmpl w:val="A7E0F030"/>
@@ -7583,7 +9748,7 @@
       </w:rPr>
     </w:lvl>
   </w:abstractNum>
-  <w:abstractNum w:abstractNumId="26">
+  <w:abstractNum w:abstractNumId="27">
     <w:nsid w:val="42F91552"/>
     <w:multiLevelType w:val="multilevel"/>
     <w:tmpl w:val="58BC8642"/>
@@ -7732,7 +9897,7 @@
       </w:rPr>
     </w:lvl>
   </w:abstractNum>
-  <w:abstractNum w:abstractNumId="27">
+  <w:abstractNum w:abstractNumId="28">
     <w:nsid w:val="430D1A2D"/>
     <w:multiLevelType w:val="multilevel"/>
     <w:tmpl w:val="C84A5822"/>
@@ -7881,7 +10046,124 @@
       </w:rPr>
     </w:lvl>
   </w:abstractNum>
-  <w:abstractNum w:abstractNumId="28">
+  <w:abstractNum w:abstractNumId="29">
+    <w:nsid w:val="443B4467"/>
+    <w:multiLevelType w:val="multilevel"/>
+    <w:tmpl w:val="CCE89FC2"/>
+    <w:lvl w:ilvl="0">
+      <w:start w:val="1"/>
+      <w:numFmt w:val="decimal"/>
+      <w:lvlText w:val="%1."/>
+      <w:lvlJc w:val="left"/>
+      <w:pPr>
+        <w:tabs>
+          <w:tab w:val="num" w:pos="720"/>
+        </w:tabs>
+        <w:ind w:left="720" w:hanging="360"/>
+      </w:pPr>
+    </w:lvl>
+    <w:lvl w:ilvl="1">
+      <w:start w:val="1"/>
+      <w:numFmt w:val="bullet"/>
+      <w:lvlText w:val="o"/>
+      <w:lvlJc w:val="left"/>
+      <w:pPr>
+        <w:tabs>
+          <w:tab w:val="num" w:pos="1440"/>
+        </w:tabs>
+        <w:ind w:left="1440" w:hanging="360"/>
+      </w:pPr>
+      <w:rPr>
+        <w:rFonts w:ascii="Courier New" w:hAnsi="Courier New" w:hint="default"/>
+        <w:sz w:val="20"/>
+      </w:rPr>
+    </w:lvl>
+    <w:lvl w:ilvl="2" w:tentative="1">
+      <w:start w:val="1"/>
+      <w:numFmt w:val="decimal"/>
+      <w:lvlText w:val="%3."/>
+      <w:lvlJc w:val="left"/>
+      <w:pPr>
+        <w:tabs>
+          <w:tab w:val="num" w:pos="2160"/>
+        </w:tabs>
+        <w:ind w:left="2160" w:hanging="360"/>
+      </w:pPr>
+    </w:lvl>
+    <w:lvl w:ilvl="3" w:tentative="1">
+      <w:start w:val="1"/>
+      <w:numFmt w:val="decimal"/>
+      <w:lvlText w:val="%4."/>
+      <w:lvlJc w:val="left"/>
+      <w:pPr>
+        <w:tabs>
+          <w:tab w:val="num" w:pos="2880"/>
+        </w:tabs>
+        <w:ind w:left="2880" w:hanging="360"/>
+      </w:pPr>
+    </w:lvl>
+    <w:lvl w:ilvl="4" w:tentative="1">
+      <w:start w:val="1"/>
+      <w:numFmt w:val="decimal"/>
+      <w:lvlText w:val="%5."/>
+      <w:lvlJc w:val="left"/>
+      <w:pPr>
+        <w:tabs>
+          <w:tab w:val="num" w:pos="3600"/>
+        </w:tabs>
+        <w:ind w:left="3600" w:hanging="360"/>
+      </w:pPr>
+    </w:lvl>
+    <w:lvl w:ilvl="5" w:tentative="1">
+      <w:start w:val="1"/>
+      <w:numFmt w:val="decimal"/>
+      <w:lvlText w:val="%6."/>
+      <w:lvlJc w:val="left"/>
+      <w:pPr>
+        <w:tabs>
+          <w:tab w:val="num" w:pos="4320"/>
+        </w:tabs>
+        <w:ind w:left="4320" w:hanging="360"/>
+      </w:pPr>
+    </w:lvl>
+    <w:lvl w:ilvl="6" w:tentative="1">
+      <w:start w:val="1"/>
+      <w:numFmt w:val="decimal"/>
+      <w:lvlText w:val="%7."/>
+      <w:lvlJc w:val="left"/>
+      <w:pPr>
+        <w:tabs>
+          <w:tab w:val="num" w:pos="5040"/>
+        </w:tabs>
+        <w:ind w:left="5040" w:hanging="360"/>
+      </w:pPr>
+    </w:lvl>
+    <w:lvl w:ilvl="7" w:tentative="1">
+      <w:start w:val="1"/>
+      <w:numFmt w:val="decimal"/>
+      <w:lvlText w:val="%8."/>
+      <w:lvlJc w:val="left"/>
+      <w:pPr>
+        <w:tabs>
+          <w:tab w:val="num" w:pos="5760"/>
+        </w:tabs>
+        <w:ind w:left="5760" w:hanging="360"/>
+      </w:pPr>
+    </w:lvl>
+    <w:lvl w:ilvl="8" w:tentative="1">
+      <w:start w:val="1"/>
+      <w:numFmt w:val="decimal"/>
+      <w:lvlText w:val="%9."/>
+      <w:lvlJc w:val="left"/>
+      <w:pPr>
+        <w:tabs>
+          <w:tab w:val="num" w:pos="6480"/>
+        </w:tabs>
+        <w:ind w:left="6480" w:hanging="360"/>
+      </w:pPr>
+    </w:lvl>
+  </w:abstractNum>
+  <w:abstractNum w:abstractNumId="30">
     <w:nsid w:val="498662E0"/>
     <w:multiLevelType w:val="hybridMultilevel"/>
     <w:tmpl w:val="08E0BA3A"/>
@@ -7967,7 +10249,7 @@
       </w:pPr>
     </w:lvl>
   </w:abstractNum>
-  <w:abstractNum w:abstractNumId="29">
+  <w:abstractNum w:abstractNumId="31">
     <w:nsid w:val="4CD66316"/>
     <w:multiLevelType w:val="multilevel"/>
     <w:tmpl w:val="068A5FFC"/>
@@ -8116,7 +10398,7 @@
       </w:rPr>
     </w:lvl>
   </w:abstractNum>
-  <w:abstractNum w:abstractNumId="30">
+  <w:abstractNum w:abstractNumId="32">
     <w:nsid w:val="4F06520D"/>
     <w:multiLevelType w:val="hybridMultilevel"/>
     <w:tmpl w:val="FF62010A"/>
@@ -8229,7 +10511,7 @@
       </w:rPr>
     </w:lvl>
   </w:abstractNum>
-  <w:abstractNum w:abstractNumId="31">
+  <w:abstractNum w:abstractNumId="33">
     <w:nsid w:val="51A27A94"/>
     <w:multiLevelType w:val="multilevel"/>
     <w:tmpl w:val="96E42786"/>
@@ -8378,7 +10660,7 @@
       </w:rPr>
     </w:lvl>
   </w:abstractNum>
-  <w:abstractNum w:abstractNumId="32">
+  <w:abstractNum w:abstractNumId="34">
     <w:nsid w:val="5920665E"/>
     <w:multiLevelType w:val="multilevel"/>
     <w:tmpl w:val="BFCC6D7A"/>
@@ -8527,7 +10809,7 @@
       </w:rPr>
     </w:lvl>
   </w:abstractNum>
-  <w:abstractNum w:abstractNumId="33">
+  <w:abstractNum w:abstractNumId="35">
     <w:nsid w:val="5A7F06A3"/>
     <w:multiLevelType w:val="hybridMultilevel"/>
     <w:tmpl w:val="92D09BC2"/>
@@ -8640,7 +10922,7 @@
       </w:rPr>
     </w:lvl>
   </w:abstractNum>
-  <w:abstractNum w:abstractNumId="34">
+  <w:abstractNum w:abstractNumId="36">
     <w:nsid w:val="5ACD358D"/>
     <w:multiLevelType w:val="hybridMultilevel"/>
     <w:tmpl w:val="2CB8FE3A"/>
@@ -8753,7 +11035,7 @@
       </w:rPr>
     </w:lvl>
   </w:abstractNum>
-  <w:abstractNum w:abstractNumId="35">
+  <w:abstractNum w:abstractNumId="37">
     <w:nsid w:val="5D387753"/>
     <w:multiLevelType w:val="hybridMultilevel"/>
     <w:tmpl w:val="0D887E90"/>
@@ -8866,7 +11148,7 @@
       </w:rPr>
     </w:lvl>
   </w:abstractNum>
-  <w:abstractNum w:abstractNumId="36">
+  <w:abstractNum w:abstractNumId="38">
     <w:nsid w:val="60BF57B5"/>
     <w:multiLevelType w:val="hybridMultilevel"/>
     <w:tmpl w:val="27AAF49A"/>
@@ -8979,7 +11261,7 @@
       </w:rPr>
     </w:lvl>
   </w:abstractNum>
-  <w:abstractNum w:abstractNumId="37">
+  <w:abstractNum w:abstractNumId="39">
     <w:nsid w:val="60C06DD3"/>
     <w:multiLevelType w:val="hybridMultilevel"/>
     <w:tmpl w:val="30A46E42"/>
@@ -9092,7 +11374,7 @@
       </w:rPr>
     </w:lvl>
   </w:abstractNum>
-  <w:abstractNum w:abstractNumId="38">
+  <w:abstractNum w:abstractNumId="40">
     <w:nsid w:val="63B73174"/>
     <w:multiLevelType w:val="multilevel"/>
     <w:tmpl w:val="E67221C4"/>
@@ -9241,7 +11523,7 @@
       </w:rPr>
     </w:lvl>
   </w:abstractNum>
-  <w:abstractNum w:abstractNumId="39">
+  <w:abstractNum w:abstractNumId="41">
     <w:nsid w:val="6FCD6E3C"/>
     <w:multiLevelType w:val="multilevel"/>
     <w:tmpl w:val="61E26E8C"/>
@@ -9390,7 +11672,7 @@
       </w:rPr>
     </w:lvl>
   </w:abstractNum>
-  <w:abstractNum w:abstractNumId="40">
+  <w:abstractNum w:abstractNumId="42">
     <w:nsid w:val="733334B0"/>
     <w:multiLevelType w:val="hybridMultilevel"/>
     <w:tmpl w:val="F6B88BB0"/>
@@ -9503,7 +11785,7 @@
       </w:rPr>
     </w:lvl>
   </w:abstractNum>
-  <w:abstractNum w:abstractNumId="41">
+  <w:abstractNum w:abstractNumId="43">
     <w:nsid w:val="77716922"/>
     <w:multiLevelType w:val="hybridMultilevel"/>
     <w:tmpl w:val="0EE0FD66"/>
@@ -9616,7 +11898,7 @@
       </w:rPr>
     </w:lvl>
   </w:abstractNum>
-  <w:abstractNum w:abstractNumId="42">
+  <w:abstractNum w:abstractNumId="44">
     <w:nsid w:val="7B942490"/>
     <w:multiLevelType w:val="hybridMultilevel"/>
     <w:tmpl w:val="9D08D86A"/>
@@ -9757,13 +12039,13 @@
     <w:abstractNumId w:val="0"/>
   </w:num>
   <w:num w:numId="10">
-    <w:abstractNumId w:val="16"/>
+    <w:abstractNumId w:val="17"/>
   </w:num>
   <w:num w:numId="11">
     <w:abstractNumId w:val="15"/>
   </w:num>
   <w:num w:numId="12">
-    <w:abstractNumId w:val="26"/>
+    <w:abstractNumId w:val="27"/>
   </w:num>
   <w:num w:numId="13">
     <w:abstractNumId w:val="12"/>
@@ -9772,91 +12054,97 @@
     <w:abstractNumId w:val="11"/>
   </w:num>
   <w:num w:numId="15">
-    <w:abstractNumId w:val="22"/>
+    <w:abstractNumId w:val="23"/>
   </w:num>
   <w:num w:numId="16">
-    <w:abstractNumId w:val="29"/>
+    <w:abstractNumId w:val="31"/>
   </w:num>
   <w:num w:numId="17">
-    <w:abstractNumId w:val="31"/>
+    <w:abstractNumId w:val="33"/>
   </w:num>
   <w:num w:numId="18">
-    <w:abstractNumId w:val="38"/>
+    <w:abstractNumId w:val="40"/>
   </w:num>
   <w:num w:numId="19">
-    <w:abstractNumId w:val="39"/>
+    <w:abstractNumId w:val="41"/>
   </w:num>
   <w:num w:numId="20">
-    <w:abstractNumId w:val="17"/>
+    <w:abstractNumId w:val="18"/>
   </w:num>
   <w:num w:numId="21">
     <w:abstractNumId w:val="13"/>
   </w:num>
   <w:num w:numId="22">
-    <w:abstractNumId w:val="25"/>
+    <w:abstractNumId w:val="26"/>
   </w:num>
   <w:num w:numId="23">
     <w:abstractNumId w:val="14"/>
   </w:num>
   <w:num w:numId="24">
-    <w:abstractNumId w:val="27"/>
+    <w:abstractNumId w:val="28"/>
   </w:num>
   <w:num w:numId="25">
-    <w:abstractNumId w:val="32"/>
+    <w:abstractNumId w:val="34"/>
   </w:num>
   <w:num w:numId="26">
-    <w:abstractNumId w:val="21"/>
+    <w:abstractNumId w:val="22"/>
   </w:num>
   <w:num w:numId="27">
     <w:abstractNumId w:val="9"/>
   </w:num>
   <w:num w:numId="28">
-    <w:abstractNumId w:val="36"/>
+    <w:abstractNumId w:val="38"/>
   </w:num>
   <w:num w:numId="29">
+    <w:abstractNumId w:val="37"/>
+  </w:num>
+  <w:num w:numId="30">
+    <w:abstractNumId w:val="32"/>
+  </w:num>
+  <w:num w:numId="31">
     <w:abstractNumId w:val="35"/>
   </w:num>
-  <w:num w:numId="30">
+  <w:num w:numId="32">
+    <w:abstractNumId w:val="24"/>
+  </w:num>
+  <w:num w:numId="33">
+    <w:abstractNumId w:val="20"/>
+  </w:num>
+  <w:num w:numId="34">
     <w:abstractNumId w:val="30"/>
   </w:num>
-  <w:num w:numId="31">
-    <w:abstractNumId w:val="33"/>
+  <w:num w:numId="35">
+    <w:abstractNumId w:val="39"/>
   </w:num>
-  <w:num w:numId="32">
-    <w:abstractNumId w:val="23"/>
-  </w:num>
-  <w:num w:numId="33">
+  <w:num w:numId="36">
     <w:abstractNumId w:val="19"/>
   </w:num>
-  <w:num w:numId="34">
-    <w:abstractNumId w:val="28"/>
-  </w:num>
-  <w:num w:numId="35">
-    <w:abstractNumId w:val="37"/>
-  </w:num>
-  <w:num w:numId="36">
-    <w:abstractNumId w:val="18"/>
-  </w:num>
   <w:num w:numId="37">
-    <w:abstractNumId w:val="41"/>
+    <w:abstractNumId w:val="43"/>
   </w:num>
   <w:num w:numId="38">
-    <w:abstractNumId w:val="20"/>
+    <w:abstractNumId w:val="21"/>
   </w:num>
   <w:num w:numId="39">
-    <w:abstractNumId w:val="42"/>
+    <w:abstractNumId w:val="44"/>
   </w:num>
   <w:num w:numId="40">
-    <w:abstractNumId w:val="34"/>
+    <w:abstractNumId w:val="36"/>
   </w:num>
   <w:num w:numId="41">
     <w:abstractNumId w:val="10"/>
   </w:num>
   <w:num w:numId="42">
-    <w:abstractNumId w:val="24"/>
+    <w:abstractNumId w:val="25"/>
   </w:num>
   <w:num w:numId="43">
-    <w:abstractNumId w:val="40"/>
+    <w:abstractNumId w:val="42"/>
+  </w:num>
+  <w:num w:numId="44">
+    <w:abstractNumId w:val="16"/>
+  </w:num>
+  <w:num w:numId="45">
+    <w:abstractNumId w:val="29"/>
   </w:num>
 </w:numbering>
 </file>
@@ -10238,7 +12526,6 @@
   <w:style w:type="character" w:default="1" w:styleId="DefaultParagraphFont">
     <w:name w:val="Default Paragraph Font"/>
     <w:uiPriority w:val="1"/>
-    <w:semiHidden/>
     <w:unhideWhenUsed/>
   </w:style>
   <w:style w:type="table" w:default="1" w:styleId="TableNormal">
@@ -22119,7 +24406,6 @@
   <w:style w:type="character" w:default="1" w:styleId="DefaultParagraphFont">
     <w:name w:val="Default Paragraph Font"/>
     <w:uiPriority w:val="1"/>
-    <w:semiHidden/>
     <w:unhideWhenUsed/>
   </w:style>
   <w:style w:type="table" w:default="1" w:styleId="TableNormal">
@@ -33948,7 +36234,7 @@
 </file>
 
 <file path=customXml/itemProps1.xml><?xml version="1.0" encoding="utf-8"?>
-<ds:datastoreItem xmlns:ds="http://schemas.openxmlformats.org/officeDocument/2006/customXml" ds:itemID="{9C23253D-7E66-4FE6-94DC-E2AC41210E69}">
+<ds:datastoreItem xmlns:ds="http://schemas.openxmlformats.org/officeDocument/2006/customXml" ds:itemID="{FCAFA894-DF3E-4BC5-B1F6-1AE04FC3FB65}">
   <ds:schemaRefs>
     <ds:schemaRef ds:uri="http://schemas.openxmlformats.org/officeDocument/2006/bibliography"/>
   </ds:schemaRefs>

--- a/Marketing_Analytics_DS_Assignment.docx
+++ b/Marketing_Analytics_DS_Assignment.docx
@@ -16,6 +16,30 @@
     </w:p>
     <w:p>
       <w:pPr>
+        <w:jc w:val="center"/>
+      </w:pPr>
+      <w:r>
+        <w:rPr>
+          <w:i/>
+          <w:sz w:val="22"/>
+        </w:rPr>
+        <w:t xml:space="preserve">Access the code repository </w:t>
+      </w:r>
+      <w:hyperlink r:id="rId9" w:history="1">
+        <w:r>
+          <w:rPr>
+            <w:rStyle w:val="Hyperlink"/>
+            <w:i/>
+            <w:sz w:val="22"/>
+          </w:rPr>
+          <w:t>here</w:t>
+        </w:r>
+      </w:hyperlink>
+      <w:bookmarkStart w:id="0" w:name="_GoBack"/>
+      <w:bookmarkEnd w:id="0"/>
+    </w:p>
+    <w:p>
+      <w:pPr>
         <w:pStyle w:val="Heading1"/>
       </w:pPr>
       <w:r>
@@ -168,6 +192,7 @@
         <w:pStyle w:val="Heading2"/>
       </w:pPr>
       <w:r>
+        <w:lastRenderedPageBreak/>
         <w:t>2.1 Data Lineage</w:t>
       </w:r>
     </w:p>
@@ -193,7 +218,7 @@
                     <pic:cNvPicPr/>
                   </pic:nvPicPr>
                   <pic:blipFill>
-                    <a:blip r:embed="rId9">
+                    <a:blip r:embed="rId10">
                       <a:extLst>
                         <a:ext uri="{28A0092B-C50C-407E-A947-70E740481C1C}">
                           <a14:useLocalDpi xmlns:a14="http://schemas.microsoft.com/office/drawing/2010/main" val="0"/>
@@ -225,7 +250,6 @@
         <w:pStyle w:val="Heading1"/>
       </w:pPr>
       <w:r>
-        <w:lastRenderedPageBreak/>
         <w:t>3. Exploratory Data Analysis</w:t>
       </w:r>
     </w:p>
@@ -261,6 +285,7 @@
           <w:noProof/>
           <w:lang w:val="en-IN" w:eastAsia="en-IN"/>
         </w:rPr>
+        <w:lastRenderedPageBreak/>
         <w:drawing>
           <wp:inline distT="0" distB="0" distL="0" distR="0">
             <wp:extent cx="6309360" cy="3315970"/>
@@ -274,63 +299,6 @@
                 <pic:pic xmlns:pic="http://schemas.openxmlformats.org/drawingml/2006/picture">
                   <pic:nvPicPr>
                     <pic:cNvPr id="0" name="newplot (1).png"/>
-                    <pic:cNvPicPr/>
-                  </pic:nvPicPr>
-                  <pic:blipFill>
-                    <a:blip r:embed="rId10">
-                      <a:extLst>
-                        <a:ext uri="{28A0092B-C50C-407E-A947-70E740481C1C}">
-                          <a14:useLocalDpi xmlns:a14="http://schemas.microsoft.com/office/drawing/2010/main" val="0"/>
-                        </a:ext>
-                      </a:extLst>
-                    </a:blip>
-                    <a:stretch>
-                      <a:fillRect/>
-                    </a:stretch>
-                  </pic:blipFill>
-                  <pic:spPr>
-                    <a:xfrm>
-                      <a:off x="0" y="0"/>
-                      <a:ext cx="6309360" cy="3315970"/>
-                    </a:xfrm>
-                    <a:prstGeom prst="rect">
-                      <a:avLst/>
-                    </a:prstGeom>
-                  </pic:spPr>
-                </pic:pic>
-              </a:graphicData>
-            </a:graphic>
-          </wp:inline>
-        </w:drawing>
-      </w:r>
-    </w:p>
-    <w:p>
-      <w:pPr>
-        <w:pStyle w:val="ListBullet"/>
-        <w:numPr>
-          <w:ilvl w:val="0"/>
-          <w:numId w:val="0"/>
-        </w:numPr>
-        <w:ind w:left="360"/>
-      </w:pPr>
-      <w:r>
-        <w:rPr>
-          <w:noProof/>
-          <w:lang w:val="en-IN" w:eastAsia="en-IN"/>
-        </w:rPr>
-        <w:drawing>
-          <wp:inline distT="0" distB="0" distL="0" distR="0" wp14:anchorId="56A45435" wp14:editId="793F5F6D">
-            <wp:extent cx="6309360" cy="3315970"/>
-            <wp:effectExtent l="0" t="0" r="0" b="0"/>
-            <wp:docPr id="8" name="Picture 8"/>
-            <wp:cNvGraphicFramePr>
-              <a:graphicFrameLocks xmlns:a="http://schemas.openxmlformats.org/drawingml/2006/main" noChangeAspect="1"/>
-            </wp:cNvGraphicFramePr>
-            <a:graphic xmlns:a="http://schemas.openxmlformats.org/drawingml/2006/main">
-              <a:graphicData uri="http://schemas.openxmlformats.org/drawingml/2006/picture">
-                <pic:pic xmlns:pic="http://schemas.openxmlformats.org/drawingml/2006/picture">
-                  <pic:nvPicPr>
-                    <pic:cNvPr id="0" name="newplot (4).png"/>
                     <pic:cNvPicPr/>
                   </pic:nvPicPr>
                   <pic:blipFill>
@@ -369,512 +337,6 @@
           <w:numId w:val="0"/>
         </w:numPr>
         <w:ind w:left="360"/>
-        <w:rPr>
-          <w:lang w:val="en-IN"/>
-        </w:rPr>
-      </w:pPr>
-      <w:r>
-        <w:rPr>
-          <w:lang w:val="en-IN"/>
-        </w:rPr>
-        <w:t xml:space="preserve">The logic identifies customers who are </w:t>
-      </w:r>
-      <w:r>
-        <w:rPr>
-          <w:b/>
-          <w:bCs/>
-          <w:lang w:val="en-IN"/>
-        </w:rPr>
-        <w:t>growing in revenue but becoming less profitable</w:t>
-      </w:r>
-      <w:r>
-        <w:rPr>
-          <w:lang w:val="en-IN"/>
-        </w:rPr>
-        <w:t>.</w:t>
-      </w:r>
-    </w:p>
-    <w:p>
-      <w:pPr>
-        <w:pStyle w:val="ListBullet"/>
-        <w:numPr>
-          <w:ilvl w:val="0"/>
-          <w:numId w:val="0"/>
-        </w:numPr>
-        <w:ind w:left="360"/>
-        <w:rPr>
-          <w:lang w:val="en-IN"/>
-        </w:rPr>
-      </w:pPr>
-      <w:r>
-        <w:rPr>
-          <w:lang w:val="en-IN"/>
-        </w:rPr>
-        <w:t>In simple terms:</w:t>
-      </w:r>
-    </w:p>
-    <w:p>
-      <w:pPr>
-        <w:pStyle w:val="ListBullet"/>
-        <w:numPr>
-          <w:ilvl w:val="0"/>
-          <w:numId w:val="45"/>
-        </w:numPr>
-        <w:rPr>
-          <w:lang w:val="en-IN"/>
-        </w:rPr>
-      </w:pPr>
-      <w:r>
-        <w:rPr>
-          <w:lang w:val="en-IN"/>
-        </w:rPr>
-        <w:t xml:space="preserve">Look at the customer's </w:t>
-      </w:r>
-      <w:r>
-        <w:rPr>
-          <w:b/>
-          <w:bCs/>
-          <w:lang w:val="en-IN"/>
-        </w:rPr>
-        <w:t>recent 3-month revenue direction</w:t>
-      </w:r>
-      <w:r>
-        <w:rPr>
-          <w:lang w:val="en-IN"/>
-        </w:rPr>
-        <w:t>.</w:t>
-      </w:r>
-    </w:p>
-    <w:p>
-      <w:pPr>
-        <w:pStyle w:val="ListBullet"/>
-        <w:numPr>
-          <w:ilvl w:val="1"/>
-          <w:numId w:val="45"/>
-        </w:numPr>
-        <w:rPr>
-          <w:lang w:val="en-IN"/>
-        </w:rPr>
-      </w:pPr>
-      <w:r>
-        <w:rPr>
-          <w:lang w:val="en-IN"/>
-        </w:rPr>
-        <w:t xml:space="preserve">Keep the customer if revenue is </w:t>
-      </w:r>
-      <w:proofErr w:type="gramStart"/>
-      <w:r>
-        <w:rPr>
-          <w:b/>
-          <w:bCs/>
-          <w:lang w:val="en-IN"/>
-        </w:rPr>
-        <w:t>Growing</w:t>
-      </w:r>
-      <w:proofErr w:type="gramEnd"/>
-      <w:r>
-        <w:rPr>
-          <w:lang w:val="en-IN"/>
-        </w:rPr>
-        <w:t>.</w:t>
-      </w:r>
-    </w:p>
-    <w:p>
-      <w:pPr>
-        <w:pStyle w:val="ListBullet"/>
-        <w:numPr>
-          <w:ilvl w:val="0"/>
-          <w:numId w:val="45"/>
-        </w:numPr>
-        <w:rPr>
-          <w:lang w:val="en-IN"/>
-        </w:rPr>
-      </w:pPr>
-      <w:r>
-        <w:rPr>
-          <w:lang w:val="en-IN"/>
-        </w:rPr>
-        <w:t xml:space="preserve">Look at the customer's </w:t>
-      </w:r>
-      <w:r>
-        <w:rPr>
-          <w:b/>
-          <w:bCs/>
-          <w:lang w:val="en-IN"/>
-        </w:rPr>
-        <w:t>recent 3-month net margin direction</w:t>
-      </w:r>
-      <w:r>
-        <w:rPr>
-          <w:lang w:val="en-IN"/>
-        </w:rPr>
-        <w:t>.</w:t>
-      </w:r>
-    </w:p>
-    <w:p>
-      <w:pPr>
-        <w:pStyle w:val="ListBullet"/>
-        <w:numPr>
-          <w:ilvl w:val="1"/>
-          <w:numId w:val="45"/>
-        </w:numPr>
-        <w:rPr>
-          <w:lang w:val="en-IN"/>
-        </w:rPr>
-      </w:pPr>
-      <w:r>
-        <w:rPr>
-          <w:lang w:val="en-IN"/>
-        </w:rPr>
-        <w:t xml:space="preserve">Keep the customer if net margin is </w:t>
-      </w:r>
-      <w:proofErr w:type="gramStart"/>
-      <w:r>
-        <w:rPr>
-          <w:b/>
-          <w:bCs/>
-          <w:lang w:val="en-IN"/>
-        </w:rPr>
-        <w:t>Declining</w:t>
-      </w:r>
-      <w:proofErr w:type="gramEnd"/>
-      <w:r>
-        <w:rPr>
-          <w:lang w:val="en-IN"/>
-        </w:rPr>
-        <w:t>.</w:t>
-      </w:r>
-    </w:p>
-    <w:p>
-      <w:pPr>
-        <w:pStyle w:val="ListBullet"/>
-        <w:numPr>
-          <w:ilvl w:val="0"/>
-          <w:numId w:val="45"/>
-        </w:numPr>
-        <w:rPr>
-          <w:lang w:val="en-IN"/>
-        </w:rPr>
-      </w:pPr>
-      <w:r>
-        <w:rPr>
-          <w:lang w:val="en-IN"/>
-        </w:rPr>
-        <w:t>Return the relevant customer-level trajectory information for those customers.</w:t>
-      </w:r>
-    </w:p>
-    <w:p>
-      <w:pPr>
-        <w:pStyle w:val="ListBullet"/>
-        <w:numPr>
-          <w:ilvl w:val="0"/>
-          <w:numId w:val="0"/>
-        </w:numPr>
-        <w:ind w:left="360"/>
-        <w:rPr>
-          <w:lang w:val="en-IN"/>
-        </w:rPr>
-      </w:pPr>
-      <w:r>
-        <w:rPr>
-          <w:lang w:val="en-IN"/>
-        </w:rPr>
-        <w:lastRenderedPageBreak/>
-        <w:t>So the key condition is:</w:t>
-      </w:r>
-    </w:p>
-    <w:p>
-      <w:pPr>
-        <w:pStyle w:val="ListBullet"/>
-        <w:numPr>
-          <w:ilvl w:val="0"/>
-          <w:numId w:val="0"/>
-        </w:numPr>
-        <w:ind w:left="360"/>
-        <w:rPr>
-          <w:lang w:val="en-IN"/>
-        </w:rPr>
-      </w:pPr>
-      <w:r>
-        <w:rPr>
-          <w:b/>
-          <w:bCs/>
-          <w:lang w:val="en-IN"/>
-        </w:rPr>
-        <w:t>Recent Revenue = Growing</w:t>
-      </w:r>
-      <w:r>
-        <w:rPr>
-          <w:lang w:val="en-IN"/>
-        </w:rPr>
-        <w:t xml:space="preserve"> AND </w:t>
-      </w:r>
-      <w:r>
-        <w:rPr>
-          <w:b/>
-          <w:bCs/>
-          <w:lang w:val="en-IN"/>
-        </w:rPr>
-        <w:t>Recent Net Margin = Declining</w:t>
-      </w:r>
-    </w:p>
-    <w:p>
-      <w:pPr>
-        <w:pStyle w:val="ListBullet"/>
-        <w:numPr>
-          <w:ilvl w:val="0"/>
-          <w:numId w:val="0"/>
-        </w:numPr>
-        <w:ind w:left="360"/>
-        <w:rPr>
-          <w:lang w:val="en-IN"/>
-        </w:rPr>
-      </w:pPr>
-      <w:r>
-        <w:rPr>
-          <w:highlight w:val="yellow"/>
-          <w:lang w:val="en-IN"/>
-        </w:rPr>
-        <w:t xml:space="preserve">These customers are potentially important because </w:t>
-      </w:r>
-      <w:r>
-        <w:rPr>
-          <w:b/>
-          <w:bCs/>
-          <w:highlight w:val="yellow"/>
-          <w:lang w:val="en-IN"/>
-        </w:rPr>
-        <w:t>sales are increasing, but profitability is deteriorating</w:t>
-      </w:r>
-      <w:r>
-        <w:rPr>
-          <w:highlight w:val="yellow"/>
-          <w:lang w:val="en-IN"/>
-        </w:rPr>
-        <w:t xml:space="preserve">. This could indicate issues such as higher discounts, </w:t>
-      </w:r>
-      <w:proofErr w:type="spellStart"/>
-      <w:r>
-        <w:rPr>
-          <w:highlight w:val="yellow"/>
-          <w:lang w:val="en-IN"/>
-        </w:rPr>
-        <w:t>unfavorable</w:t>
-      </w:r>
-      <w:proofErr w:type="spellEnd"/>
-      <w:r>
-        <w:rPr>
-          <w:highlight w:val="yellow"/>
-          <w:lang w:val="en-IN"/>
-        </w:rPr>
-        <w:t xml:space="preserve"> product mix, pricing pressure, or increasing costs.</w:t>
-      </w:r>
-    </w:p>
-    <w:p>
-      <w:pPr>
-        <w:pStyle w:val="ListBullet"/>
-        <w:numPr>
-          <w:ilvl w:val="0"/>
-          <w:numId w:val="44"/>
-        </w:numPr>
-      </w:pPr>
-      <w:r>
-        <w:rPr>
-          <w:rFonts w:ascii="Arial" w:hAnsi="Arial" w:cs="Arial"/>
-          <w:color w:val="1F1F1F"/>
-          <w:szCs w:val="21"/>
-        </w:rPr>
-        <w:t>MKT_C100071</w:t>
-      </w:r>
-    </w:p>
-    <w:p>
-      <w:pPr>
-        <w:pStyle w:val="ListBullet"/>
-        <w:numPr>
-          <w:ilvl w:val="0"/>
-          <w:numId w:val="44"/>
-        </w:numPr>
-      </w:pPr>
-      <w:r>
-        <w:rPr>
-          <w:rFonts w:ascii="Arial" w:hAnsi="Arial" w:cs="Arial"/>
-          <w:color w:val="1F1F1F"/>
-          <w:szCs w:val="21"/>
-        </w:rPr>
-        <w:t>MKT_C100083</w:t>
-      </w:r>
-    </w:p>
-    <w:p>
-      <w:pPr>
-        <w:pStyle w:val="ListBullet"/>
-        <w:numPr>
-          <w:ilvl w:val="0"/>
-          <w:numId w:val="44"/>
-        </w:numPr>
-      </w:pPr>
-      <w:r>
-        <w:rPr>
-          <w:rFonts w:ascii="Arial" w:hAnsi="Arial" w:cs="Arial"/>
-          <w:color w:val="1F1F1F"/>
-          <w:szCs w:val="21"/>
-        </w:rPr>
-        <w:t>MKT_C100150</w:t>
-      </w:r>
-    </w:p>
-    <w:p>
-      <w:pPr>
-        <w:pStyle w:val="ListBullet"/>
-        <w:numPr>
-          <w:ilvl w:val="0"/>
-          <w:numId w:val="44"/>
-        </w:numPr>
-      </w:pPr>
-      <w:r>
-        <w:rPr>
-          <w:rFonts w:ascii="Arial" w:hAnsi="Arial" w:cs="Arial"/>
-          <w:color w:val="1F1F1F"/>
-          <w:szCs w:val="21"/>
-        </w:rPr>
-        <w:t>MKT_C100313</w:t>
-      </w:r>
-    </w:p>
-    <w:p>
-      <w:pPr>
-        <w:pStyle w:val="ListBullet"/>
-        <w:numPr>
-          <w:ilvl w:val="0"/>
-          <w:numId w:val="44"/>
-        </w:numPr>
-      </w:pPr>
-      <w:r>
-        <w:rPr>
-          <w:rFonts w:ascii="Arial" w:hAnsi="Arial" w:cs="Arial"/>
-          <w:color w:val="1F1F1F"/>
-          <w:szCs w:val="21"/>
-        </w:rPr>
-        <w:t>MKT_C100334</w:t>
-      </w:r>
-    </w:p>
-    <w:p>
-      <w:pPr>
-        <w:pStyle w:val="ListBullet"/>
-        <w:numPr>
-          <w:ilvl w:val="0"/>
-          <w:numId w:val="44"/>
-        </w:numPr>
-      </w:pPr>
-      <w:r>
-        <w:rPr>
-          <w:rFonts w:ascii="Arial" w:hAnsi="Arial" w:cs="Arial"/>
-          <w:color w:val="1F1F1F"/>
-          <w:szCs w:val="21"/>
-        </w:rPr>
-        <w:t>MKT_C100387</w:t>
-      </w:r>
-    </w:p>
-    <w:p>
-      <w:pPr>
-        <w:pStyle w:val="ListBullet"/>
-        <w:numPr>
-          <w:ilvl w:val="0"/>
-          <w:numId w:val="44"/>
-        </w:numPr>
-      </w:pPr>
-      <w:r>
-        <w:rPr>
-          <w:rFonts w:ascii="Arial" w:hAnsi="Arial" w:cs="Arial"/>
-          <w:color w:val="1F1F1F"/>
-          <w:szCs w:val="21"/>
-        </w:rPr>
-        <w:t>MKT_C100587</w:t>
-      </w:r>
-    </w:p>
-    <w:p>
-      <w:pPr>
-        <w:pStyle w:val="ListBullet"/>
-        <w:numPr>
-          <w:ilvl w:val="0"/>
-          <w:numId w:val="44"/>
-        </w:numPr>
-      </w:pPr>
-      <w:r>
-        <w:rPr>
-          <w:rFonts w:ascii="Arial" w:hAnsi="Arial" w:cs="Arial"/>
-          <w:color w:val="1F1F1F"/>
-          <w:szCs w:val="21"/>
-        </w:rPr>
-        <w:t>MKT_C100595</w:t>
-      </w:r>
-    </w:p>
-    <w:p>
-      <w:pPr>
-        <w:pStyle w:val="ListBullet"/>
-        <w:numPr>
-          <w:ilvl w:val="0"/>
-          <w:numId w:val="44"/>
-        </w:numPr>
-      </w:pPr>
-      <w:r>
-        <w:rPr>
-          <w:rFonts w:ascii="Arial" w:hAnsi="Arial" w:cs="Arial"/>
-          <w:color w:val="1F1F1F"/>
-          <w:szCs w:val="21"/>
-        </w:rPr>
-        <w:t>MKT_C100618</w:t>
-      </w:r>
-    </w:p>
-    <w:p>
-      <w:pPr>
-        <w:pStyle w:val="ListBullet"/>
-        <w:numPr>
-          <w:ilvl w:val="0"/>
-          <w:numId w:val="44"/>
-        </w:numPr>
-      </w:pPr>
-      <w:r>
-        <w:rPr>
-          <w:rFonts w:ascii="Arial" w:hAnsi="Arial" w:cs="Arial"/>
-          <w:color w:val="1F1F1F"/>
-          <w:szCs w:val="21"/>
-        </w:rPr>
-        <w:t>MKT_C100668</w:t>
-      </w:r>
-    </w:p>
-    <w:p>
-      <w:pPr>
-        <w:pStyle w:val="ListBullet"/>
-        <w:numPr>
-          <w:ilvl w:val="0"/>
-          <w:numId w:val="44"/>
-        </w:numPr>
-      </w:pPr>
-      <w:r>
-        <w:rPr>
-          <w:rFonts w:ascii="Arial" w:hAnsi="Arial" w:cs="Arial"/>
-          <w:color w:val="1F1F1F"/>
-          <w:szCs w:val="21"/>
-        </w:rPr>
-        <w:t>MKT_C100770</w:t>
-      </w:r>
-    </w:p>
-    <w:p>
-      <w:pPr>
-        <w:pStyle w:val="ListBullet"/>
-        <w:numPr>
-          <w:ilvl w:val="0"/>
-          <w:numId w:val="0"/>
-        </w:numPr>
-        <w:ind w:left="360"/>
-      </w:pPr>
-    </w:p>
-    <w:p>
-      <w:pPr>
-        <w:pStyle w:val="ListBullet"/>
-        <w:numPr>
-          <w:ilvl w:val="0"/>
-          <w:numId w:val="0"/>
-        </w:numPr>
-        <w:ind w:left="360"/>
       </w:pPr>
       <w:r>
         <w:rPr>
@@ -882,10 +344,10 @@
           <w:lang w:val="en-IN" w:eastAsia="en-IN"/>
         </w:rPr>
         <w:drawing>
-          <wp:inline distT="0" distB="0" distL="0" distR="0" wp14:anchorId="7F80ADB2" wp14:editId="0694783C">
+          <wp:inline distT="0" distB="0" distL="0" distR="0" wp14:anchorId="56A45435" wp14:editId="793F5F6D">
             <wp:extent cx="6309360" cy="3315970"/>
             <wp:effectExtent l="0" t="0" r="0" b="0"/>
-            <wp:docPr id="3" name="Picture 3"/>
+            <wp:docPr id="8" name="Picture 8"/>
             <wp:cNvGraphicFramePr>
               <a:graphicFrameLocks xmlns:a="http://schemas.openxmlformats.org/drawingml/2006/main" noChangeAspect="1"/>
             </wp:cNvGraphicFramePr>
@@ -893,7 +355,7 @@
               <a:graphicData uri="http://schemas.openxmlformats.org/drawingml/2006/picture">
                 <pic:pic xmlns:pic="http://schemas.openxmlformats.org/drawingml/2006/picture">
                   <pic:nvPicPr>
-                    <pic:cNvPr id="0" name="newplot.png"/>
+                    <pic:cNvPr id="0" name="newplot (4).png"/>
                     <pic:cNvPicPr/>
                   </pic:nvPicPr>
                   <pic:blipFill>
@@ -932,7 +394,30 @@
           <w:numId w:val="0"/>
         </w:numPr>
         <w:ind w:left="360"/>
-      </w:pPr>
+        <w:rPr>
+          <w:lang w:val="en-IN"/>
+        </w:rPr>
+      </w:pPr>
+      <w:r>
+        <w:rPr>
+          <w:lang w:val="en-IN"/>
+        </w:rPr>
+        <w:t xml:space="preserve">The logic identifies customers who are </w:t>
+      </w:r>
+      <w:r>
+        <w:rPr>
+          <w:b/>
+          <w:bCs/>
+          <w:lang w:val="en-IN"/>
+        </w:rPr>
+        <w:t>growing in revenue but becoming less profitable</w:t>
+      </w:r>
+      <w:r>
+        <w:rPr>
+          <w:lang w:val="en-IN"/>
+        </w:rPr>
+        <w:t>.</w:t>
+      </w:r>
     </w:p>
     <w:p>
       <w:pPr>
@@ -942,18 +427,490 @@
           <w:numId w:val="0"/>
         </w:numPr>
         <w:ind w:left="360"/>
+        <w:rPr>
+          <w:lang w:val="en-IN"/>
+        </w:rPr>
+      </w:pPr>
+      <w:r>
+        <w:rPr>
+          <w:lang w:val="en-IN"/>
+        </w:rPr>
+        <w:t>In simple terms:</w:t>
+      </w:r>
+    </w:p>
+    <w:p>
+      <w:pPr>
+        <w:pStyle w:val="ListBullet"/>
+        <w:numPr>
+          <w:ilvl w:val="0"/>
+          <w:numId w:val="45"/>
+        </w:numPr>
+        <w:rPr>
+          <w:lang w:val="en-IN"/>
+        </w:rPr>
+      </w:pPr>
+      <w:r>
+        <w:rPr>
+          <w:lang w:val="en-IN"/>
+        </w:rPr>
+        <w:t xml:space="preserve">Look at the customer's </w:t>
+      </w:r>
+      <w:r>
+        <w:rPr>
+          <w:b/>
+          <w:bCs/>
+          <w:lang w:val="en-IN"/>
+        </w:rPr>
+        <w:t>recent 3-month revenue direction</w:t>
+      </w:r>
+      <w:r>
+        <w:rPr>
+          <w:lang w:val="en-IN"/>
+        </w:rPr>
+        <w:t>.</w:t>
+      </w:r>
+    </w:p>
+    <w:p>
+      <w:pPr>
+        <w:pStyle w:val="ListBullet"/>
+        <w:numPr>
+          <w:ilvl w:val="1"/>
+          <w:numId w:val="45"/>
+        </w:numPr>
+        <w:rPr>
+          <w:lang w:val="en-IN"/>
+        </w:rPr>
+      </w:pPr>
+      <w:r>
+        <w:rPr>
+          <w:lang w:val="en-IN"/>
+        </w:rPr>
+        <w:t xml:space="preserve">Keep the customer if revenue is </w:t>
+      </w:r>
+      <w:proofErr w:type="gramStart"/>
+      <w:r>
+        <w:rPr>
+          <w:b/>
+          <w:bCs/>
+          <w:lang w:val="en-IN"/>
+        </w:rPr>
+        <w:t>Growing</w:t>
+      </w:r>
+      <w:proofErr w:type="gramEnd"/>
+      <w:r>
+        <w:rPr>
+          <w:lang w:val="en-IN"/>
+        </w:rPr>
+        <w:t>.</w:t>
+      </w:r>
+    </w:p>
+    <w:p>
+      <w:pPr>
+        <w:pStyle w:val="ListBullet"/>
+        <w:numPr>
+          <w:ilvl w:val="0"/>
+          <w:numId w:val="45"/>
+        </w:numPr>
+        <w:rPr>
+          <w:lang w:val="en-IN"/>
+        </w:rPr>
+      </w:pPr>
+      <w:r>
+        <w:rPr>
+          <w:lang w:val="en-IN"/>
+        </w:rPr>
+        <w:t xml:space="preserve">Look at the customer's </w:t>
+      </w:r>
+      <w:r>
+        <w:rPr>
+          <w:b/>
+          <w:bCs/>
+          <w:lang w:val="en-IN"/>
+        </w:rPr>
+        <w:t>recent 3-month net margin direction</w:t>
+      </w:r>
+      <w:r>
+        <w:rPr>
+          <w:lang w:val="en-IN"/>
+        </w:rPr>
+        <w:t>.</w:t>
+      </w:r>
+    </w:p>
+    <w:p>
+      <w:pPr>
+        <w:pStyle w:val="ListBullet"/>
+        <w:numPr>
+          <w:ilvl w:val="1"/>
+          <w:numId w:val="45"/>
+        </w:numPr>
+        <w:rPr>
+          <w:lang w:val="en-IN"/>
+        </w:rPr>
+      </w:pPr>
+      <w:r>
+        <w:rPr>
+          <w:lang w:val="en-IN"/>
+        </w:rPr>
+        <w:t xml:space="preserve">Keep the customer if net margin is </w:t>
+      </w:r>
+      <w:proofErr w:type="gramStart"/>
+      <w:r>
+        <w:rPr>
+          <w:b/>
+          <w:bCs/>
+          <w:lang w:val="en-IN"/>
+        </w:rPr>
+        <w:t>Declining</w:t>
+      </w:r>
+      <w:proofErr w:type="gramEnd"/>
+      <w:r>
+        <w:rPr>
+          <w:lang w:val="en-IN"/>
+        </w:rPr>
+        <w:t>.</w:t>
+      </w:r>
+    </w:p>
+    <w:p>
+      <w:pPr>
+        <w:pStyle w:val="ListBullet"/>
+        <w:numPr>
+          <w:ilvl w:val="0"/>
+          <w:numId w:val="45"/>
+        </w:numPr>
+        <w:rPr>
+          <w:lang w:val="en-IN"/>
+        </w:rPr>
+      </w:pPr>
+      <w:r>
+        <w:rPr>
+          <w:lang w:val="en-IN"/>
+        </w:rPr>
+        <w:t>Return the relevant customer-level trajectory information for those customers.</w:t>
+      </w:r>
+    </w:p>
+    <w:p>
+      <w:pPr>
+        <w:pStyle w:val="ListBullet"/>
+        <w:numPr>
+          <w:ilvl w:val="0"/>
+          <w:numId w:val="0"/>
+        </w:numPr>
+        <w:ind w:left="360"/>
+        <w:rPr>
+          <w:lang w:val="en-IN"/>
+        </w:rPr>
+      </w:pPr>
+      <w:r>
+        <w:rPr>
+          <w:lang w:val="en-IN"/>
+        </w:rPr>
+        <w:t>So the key condition is:</w:t>
+      </w:r>
+    </w:p>
+    <w:p>
+      <w:pPr>
+        <w:pStyle w:val="ListBullet"/>
+        <w:numPr>
+          <w:ilvl w:val="0"/>
+          <w:numId w:val="0"/>
+        </w:numPr>
+        <w:ind w:left="360"/>
+        <w:rPr>
+          <w:lang w:val="en-IN"/>
+        </w:rPr>
+      </w:pPr>
+      <w:r>
+        <w:rPr>
+          <w:b/>
+          <w:bCs/>
+          <w:lang w:val="en-IN"/>
+        </w:rPr>
+        <w:t>Recent Revenue = Growing</w:t>
+      </w:r>
+      <w:r>
+        <w:rPr>
+          <w:lang w:val="en-IN"/>
+        </w:rPr>
+        <w:t xml:space="preserve"> AND </w:t>
+      </w:r>
+      <w:r>
+        <w:rPr>
+          <w:b/>
+          <w:bCs/>
+          <w:lang w:val="en-IN"/>
+        </w:rPr>
+        <w:t>Recent Net Margin = Declining</w:t>
+      </w:r>
+    </w:p>
+    <w:p>
+      <w:pPr>
+        <w:pStyle w:val="ListBullet"/>
+        <w:numPr>
+          <w:ilvl w:val="0"/>
+          <w:numId w:val="0"/>
+        </w:numPr>
+        <w:ind w:left="360"/>
+        <w:rPr>
+          <w:lang w:val="en-IN"/>
+        </w:rPr>
+      </w:pPr>
+      <w:r>
+        <w:rPr>
+          <w:highlight w:val="yellow"/>
+          <w:lang w:val="en-IN"/>
+        </w:rPr>
+        <w:t xml:space="preserve">These customers are potentially important because </w:t>
+      </w:r>
+      <w:r>
+        <w:rPr>
+          <w:b/>
+          <w:bCs/>
+          <w:highlight w:val="yellow"/>
+          <w:lang w:val="en-IN"/>
+        </w:rPr>
+        <w:t>sales are increasing, but profitability is deteriorating</w:t>
+      </w:r>
+      <w:r>
+        <w:rPr>
+          <w:highlight w:val="yellow"/>
+          <w:lang w:val="en-IN"/>
+        </w:rPr>
+        <w:t xml:space="preserve">. This could indicate issues such as higher discounts, </w:t>
+      </w:r>
+      <w:proofErr w:type="spellStart"/>
+      <w:r>
+        <w:rPr>
+          <w:highlight w:val="yellow"/>
+          <w:lang w:val="en-IN"/>
+        </w:rPr>
+        <w:t>unfavorable</w:t>
+      </w:r>
+      <w:proofErr w:type="spellEnd"/>
+      <w:r>
+        <w:rPr>
+          <w:highlight w:val="yellow"/>
+          <w:lang w:val="en-IN"/>
+        </w:rPr>
+        <w:t xml:space="preserve"> product mix, pricing pressure, or increasing costs.</w:t>
+      </w:r>
+    </w:p>
+    <w:p>
+      <w:pPr>
+        <w:pStyle w:val="ListBullet"/>
+        <w:numPr>
+          <w:ilvl w:val="0"/>
+          <w:numId w:val="44"/>
+        </w:numPr>
+      </w:pPr>
+      <w:r>
+        <w:rPr>
+          <w:rFonts w:ascii="Arial" w:hAnsi="Arial" w:cs="Arial"/>
+          <w:color w:val="1F1F1F"/>
+          <w:szCs w:val="21"/>
+        </w:rPr>
+        <w:lastRenderedPageBreak/>
+        <w:t>MKT_C100071</w:t>
+      </w:r>
+    </w:p>
+    <w:p>
+      <w:pPr>
+        <w:pStyle w:val="ListBullet"/>
+        <w:numPr>
+          <w:ilvl w:val="0"/>
+          <w:numId w:val="44"/>
+        </w:numPr>
+      </w:pPr>
+      <w:r>
+        <w:rPr>
+          <w:rFonts w:ascii="Arial" w:hAnsi="Arial" w:cs="Arial"/>
+          <w:color w:val="1F1F1F"/>
+          <w:szCs w:val="21"/>
+        </w:rPr>
+        <w:t>MKT_C100083</w:t>
+      </w:r>
+    </w:p>
+    <w:p>
+      <w:pPr>
+        <w:pStyle w:val="ListBullet"/>
+        <w:numPr>
+          <w:ilvl w:val="0"/>
+          <w:numId w:val="44"/>
+        </w:numPr>
+      </w:pPr>
+      <w:r>
+        <w:rPr>
+          <w:rFonts w:ascii="Arial" w:hAnsi="Arial" w:cs="Arial"/>
+          <w:color w:val="1F1F1F"/>
+          <w:szCs w:val="21"/>
+        </w:rPr>
+        <w:t>MKT_C100150</w:t>
+      </w:r>
+    </w:p>
+    <w:p>
+      <w:pPr>
+        <w:pStyle w:val="ListBullet"/>
+        <w:numPr>
+          <w:ilvl w:val="0"/>
+          <w:numId w:val="44"/>
+        </w:numPr>
+      </w:pPr>
+      <w:r>
+        <w:rPr>
+          <w:rFonts w:ascii="Arial" w:hAnsi="Arial" w:cs="Arial"/>
+          <w:color w:val="1F1F1F"/>
+          <w:szCs w:val="21"/>
+        </w:rPr>
+        <w:t>MKT_C100313</w:t>
+      </w:r>
+    </w:p>
+    <w:p>
+      <w:pPr>
+        <w:pStyle w:val="ListBullet"/>
+        <w:numPr>
+          <w:ilvl w:val="0"/>
+          <w:numId w:val="44"/>
+        </w:numPr>
+      </w:pPr>
+      <w:r>
+        <w:rPr>
+          <w:rFonts w:ascii="Arial" w:hAnsi="Arial" w:cs="Arial"/>
+          <w:color w:val="1F1F1F"/>
+          <w:szCs w:val="21"/>
+        </w:rPr>
+        <w:t>MKT_C100334</w:t>
+      </w:r>
+    </w:p>
+    <w:p>
+      <w:pPr>
+        <w:pStyle w:val="ListBullet"/>
+        <w:numPr>
+          <w:ilvl w:val="0"/>
+          <w:numId w:val="44"/>
+        </w:numPr>
+      </w:pPr>
+      <w:r>
+        <w:rPr>
+          <w:rFonts w:ascii="Arial" w:hAnsi="Arial" w:cs="Arial"/>
+          <w:color w:val="1F1F1F"/>
+          <w:szCs w:val="21"/>
+        </w:rPr>
+        <w:t>MKT_C100387</w:t>
+      </w:r>
+    </w:p>
+    <w:p>
+      <w:pPr>
+        <w:pStyle w:val="ListBullet"/>
+        <w:numPr>
+          <w:ilvl w:val="0"/>
+          <w:numId w:val="44"/>
+        </w:numPr>
+      </w:pPr>
+      <w:r>
+        <w:rPr>
+          <w:rFonts w:ascii="Arial" w:hAnsi="Arial" w:cs="Arial"/>
+          <w:color w:val="1F1F1F"/>
+          <w:szCs w:val="21"/>
+        </w:rPr>
+        <w:t>MKT_C100587</w:t>
+      </w:r>
+    </w:p>
+    <w:p>
+      <w:pPr>
+        <w:pStyle w:val="ListBullet"/>
+        <w:numPr>
+          <w:ilvl w:val="0"/>
+          <w:numId w:val="44"/>
+        </w:numPr>
+      </w:pPr>
+      <w:r>
+        <w:rPr>
+          <w:rFonts w:ascii="Arial" w:hAnsi="Arial" w:cs="Arial"/>
+          <w:color w:val="1F1F1F"/>
+          <w:szCs w:val="21"/>
+        </w:rPr>
+        <w:t>MKT_C100595</w:t>
+      </w:r>
+    </w:p>
+    <w:p>
+      <w:pPr>
+        <w:pStyle w:val="ListBullet"/>
+        <w:numPr>
+          <w:ilvl w:val="0"/>
+          <w:numId w:val="44"/>
+        </w:numPr>
+      </w:pPr>
+      <w:r>
+        <w:rPr>
+          <w:rFonts w:ascii="Arial" w:hAnsi="Arial" w:cs="Arial"/>
+          <w:color w:val="1F1F1F"/>
+          <w:szCs w:val="21"/>
+        </w:rPr>
+        <w:t>MKT_C100618</w:t>
+      </w:r>
+    </w:p>
+    <w:p>
+      <w:pPr>
+        <w:pStyle w:val="ListBullet"/>
+        <w:numPr>
+          <w:ilvl w:val="0"/>
+          <w:numId w:val="44"/>
+        </w:numPr>
+      </w:pPr>
+      <w:r>
+        <w:rPr>
+          <w:rFonts w:ascii="Arial" w:hAnsi="Arial" w:cs="Arial"/>
+          <w:color w:val="1F1F1F"/>
+          <w:szCs w:val="21"/>
+        </w:rPr>
+        <w:t>MKT_C100668</w:t>
+      </w:r>
+    </w:p>
+    <w:p>
+      <w:pPr>
+        <w:pStyle w:val="ListBullet"/>
+        <w:numPr>
+          <w:ilvl w:val="0"/>
+          <w:numId w:val="44"/>
+        </w:numPr>
+      </w:pPr>
+      <w:r>
+        <w:rPr>
+          <w:rFonts w:ascii="Arial" w:hAnsi="Arial" w:cs="Arial"/>
+          <w:color w:val="1F1F1F"/>
+          <w:szCs w:val="21"/>
+        </w:rPr>
+        <w:t>MKT_C100770</w:t>
+      </w:r>
+    </w:p>
+    <w:p>
+      <w:pPr>
+        <w:pStyle w:val="ListBullet"/>
+        <w:numPr>
+          <w:ilvl w:val="0"/>
+          <w:numId w:val="0"/>
+        </w:numPr>
+        <w:ind w:left="360"/>
+      </w:pPr>
+    </w:p>
+    <w:p>
+      <w:pPr>
+        <w:pStyle w:val="ListBullet"/>
+        <w:numPr>
+          <w:ilvl w:val="0"/>
+          <w:numId w:val="0"/>
+        </w:numPr>
+        <w:ind w:left="360"/>
       </w:pPr>
       <w:r>
         <w:rPr>
           <w:noProof/>
           <w:lang w:val="en-IN" w:eastAsia="en-IN"/>
         </w:rPr>
-        <w:lastRenderedPageBreak/>
         <w:drawing>
-          <wp:inline distT="0" distB="0" distL="0" distR="0">
+          <wp:inline distT="0" distB="0" distL="0" distR="0" wp14:anchorId="7F80ADB2" wp14:editId="0694783C">
             <wp:extent cx="6309360" cy="3315970"/>
             <wp:effectExtent l="0" t="0" r="0" b="0"/>
-            <wp:docPr id="1" name="Picture 1"/>
+            <wp:docPr id="3" name="Picture 3"/>
             <wp:cNvGraphicFramePr>
               <a:graphicFrameLocks xmlns:a="http://schemas.openxmlformats.org/drawingml/2006/main" noChangeAspect="1"/>
             </wp:cNvGraphicFramePr>
@@ -961,7 +918,7 @@
               <a:graphicData uri="http://schemas.openxmlformats.org/drawingml/2006/picture">
                 <pic:pic xmlns:pic="http://schemas.openxmlformats.org/drawingml/2006/picture">
                   <pic:nvPicPr>
-                    <pic:cNvPr id="0" name="newplot (2).png"/>
+                    <pic:cNvPr id="0" name="newplot.png"/>
                     <pic:cNvPicPr/>
                   </pic:nvPicPr>
                   <pic:blipFill>
@@ -1001,6 +958,74 @@
         </w:numPr>
         <w:ind w:left="360"/>
       </w:pPr>
+    </w:p>
+    <w:p>
+      <w:pPr>
+        <w:pStyle w:val="ListBullet"/>
+        <w:numPr>
+          <w:ilvl w:val="0"/>
+          <w:numId w:val="0"/>
+        </w:numPr>
+        <w:ind w:left="360"/>
+      </w:pPr>
+      <w:r>
+        <w:rPr>
+          <w:noProof/>
+          <w:lang w:val="en-IN" w:eastAsia="en-IN"/>
+        </w:rPr>
+        <w:lastRenderedPageBreak/>
+        <w:drawing>
+          <wp:inline distT="0" distB="0" distL="0" distR="0">
+            <wp:extent cx="6309360" cy="3315970"/>
+            <wp:effectExtent l="0" t="0" r="0" b="0"/>
+            <wp:docPr id="1" name="Picture 1"/>
+            <wp:cNvGraphicFramePr>
+              <a:graphicFrameLocks xmlns:a="http://schemas.openxmlformats.org/drawingml/2006/main" noChangeAspect="1"/>
+            </wp:cNvGraphicFramePr>
+            <a:graphic xmlns:a="http://schemas.openxmlformats.org/drawingml/2006/main">
+              <a:graphicData uri="http://schemas.openxmlformats.org/drawingml/2006/picture">
+                <pic:pic xmlns:pic="http://schemas.openxmlformats.org/drawingml/2006/picture">
+                  <pic:nvPicPr>
+                    <pic:cNvPr id="0" name="newplot (2).png"/>
+                    <pic:cNvPicPr/>
+                  </pic:nvPicPr>
+                  <pic:blipFill>
+                    <a:blip r:embed="rId14">
+                      <a:extLst>
+                        <a:ext uri="{28A0092B-C50C-407E-A947-70E740481C1C}">
+                          <a14:useLocalDpi xmlns:a14="http://schemas.microsoft.com/office/drawing/2010/main" val="0"/>
+                        </a:ext>
+                      </a:extLst>
+                    </a:blip>
+                    <a:stretch>
+                      <a:fillRect/>
+                    </a:stretch>
+                  </pic:blipFill>
+                  <pic:spPr>
+                    <a:xfrm>
+                      <a:off x="0" y="0"/>
+                      <a:ext cx="6309360" cy="3315970"/>
+                    </a:xfrm>
+                    <a:prstGeom prst="rect">
+                      <a:avLst/>
+                    </a:prstGeom>
+                  </pic:spPr>
+                </pic:pic>
+              </a:graphicData>
+            </a:graphic>
+          </wp:inline>
+        </w:drawing>
+      </w:r>
+    </w:p>
+    <w:p>
+      <w:pPr>
+        <w:pStyle w:val="ListBullet"/>
+        <w:numPr>
+          <w:ilvl w:val="0"/>
+          <w:numId w:val="0"/>
+        </w:numPr>
+        <w:ind w:left="360"/>
+      </w:pPr>
       <w:r>
         <w:rPr>
           <w:noProof/>
@@ -1022,7 +1047,7 @@
                     <pic:cNvPicPr/>
                   </pic:nvPicPr>
                   <pic:blipFill>
-                    <a:blip r:embed="rId14">
+                    <a:blip r:embed="rId15">
                       <a:extLst>
                         <a:ext uri="{28A0092B-C50C-407E-A947-70E740481C1C}">
                           <a14:useLocalDpi xmlns:a14="http://schemas.microsoft.com/office/drawing/2010/main" val="0"/>
@@ -6911,8 +6936,6 @@
           <w:lang w:val="en-IN"/>
         </w:rPr>
       </w:pPr>
-      <w:bookmarkStart w:id="0" w:name="_GoBack"/>
-      <w:bookmarkEnd w:id="0"/>
     </w:p>
     <w:p>
       <w:pPr>
@@ -7176,7 +7199,7 @@
       </w:pPr>
     </w:p>
     <w:sectPr>
-      <w:footerReference w:type="default" r:id="rId15"/>
+      <w:footerReference w:type="default" r:id="rId16"/>
       <w:pgSz w:w="12240" w:h="15840"/>
       <w:pgMar w:top="1008" w:right="1152" w:bottom="1008" w:left="1152" w:header="720" w:footer="720" w:gutter="0"/>
       <w:cols w:space="720"/>
@@ -24026,6 +24049,17 @@
       <w:szCs w:val="16"/>
     </w:rPr>
   </w:style>
+  <w:style w:type="character" w:styleId="Hyperlink">
+    <w:name w:val="Hyperlink"/>
+    <w:basedOn w:val="DefaultParagraphFont"/>
+    <w:uiPriority w:val="99"/>
+    <w:unhideWhenUsed/>
+    <w:rsid w:val="005B4A40"/>
+    <w:rPr>
+      <w:color w:val="0000FF" w:themeColor="hyperlink"/>
+      <w:u w:val="single"/>
+    </w:rPr>
+  </w:style>
 </w:styles>
 </file>
 
@@ -35906,6 +35940,17 @@
       <w:szCs w:val="16"/>
     </w:rPr>
   </w:style>
+  <w:style w:type="character" w:styleId="Hyperlink">
+    <w:name w:val="Hyperlink"/>
+    <w:basedOn w:val="DefaultParagraphFont"/>
+    <w:uiPriority w:val="99"/>
+    <w:unhideWhenUsed/>
+    <w:rsid w:val="005B4A40"/>
+    <w:rPr>
+      <w:color w:val="0000FF" w:themeColor="hyperlink"/>
+      <w:u w:val="single"/>
+    </w:rPr>
+  </w:style>
 </w:styles>
 </file>
 
@@ -36234,7 +36279,7 @@
 </file>
 
 <file path=customXml/itemProps1.xml><?xml version="1.0" encoding="utf-8"?>
-<ds:datastoreItem xmlns:ds="http://schemas.openxmlformats.org/officeDocument/2006/customXml" ds:itemID="{FCAFA894-DF3E-4BC5-B1F6-1AE04FC3FB65}">
+<ds:datastoreItem xmlns:ds="http://schemas.openxmlformats.org/officeDocument/2006/customXml" ds:itemID="{1BDC6725-0805-4C2E-B593-E24CBAF921E3}">
   <ds:schemaRefs>
     <ds:schemaRef ds:uri="http://schemas.openxmlformats.org/officeDocument/2006/bibliography"/>
   </ds:schemaRefs>
